--- a/pr-preview/pr-398/linear-algebra-diagonalization-tracked-changes.docx
+++ b/pr-preview/pr-398/linear-algebra-diagonalization-tracked-changes.docx
@@ -16,7 +16,7 @@
       </w:pPr>
       <w:del w:id="1" w:author="PR Preview" w:date="2026-01-01T00:00:00Z">
         <w:r>
-          <w:delText xml:space="preserve">Last modified: 2026-10-19 00:47:50 (PDT)</w:delText>
+          <w:delText xml:space="preserve">Last modified: 2026-10-19 03:23:43 (PDT)</w:delText>
         </w:r>
       </w:del>
     </w:p>
@@ -26,7 +26,7 @@
       </w:pPr>
       <w:ins w:id="2" w:author="PR Preview" w:date="2026-01-01T00:00:00Z">
         <w:r>
-          <w:t xml:space="preserve">Last modified: 2026-10-19 01:34:03 (PDT)</w:t>
+          <w:t xml:space="preserve">Last modified: 2026-10-19 04:22:38 (PDT)</w:t>
         </w:r>
       </w:ins>
     </w:p>
@@ -522,9 +522,8 @@
       <w:pPr>
         <w:pStyle w:val="BodyText"/>
       </w:pPr>
-      <w:del w:id="3" w:author="PR Preview" w:date="2026-01-01T00:00:00Z">
-        <w:r>
-          <w:delText xml:space="preserve">$$
+      <w:r>
+        <w:t xml:space="preserve">$$
     \begin{aligned}
     \mathord{\smash[b]{\underset{\raise.3ex\hbox{$\scriptstyle\sim$}}{x}}\vphantom{x}}
     &amp;= \mathbf{I}_n \mathord{\smash[b]{\underset{\raise.3ex\hbox{$\scriptstyle\sim$}}{x}}\vphantom{x}}
@@ -542,37 +541,8 @@
     &amp;= \mathord{\smash[b]{\underset{\raise.3ex\hbox{$\scriptstyle\sim$}}{0}}\vphantom{0}}_n,
     &amp;&amp; \text{(}\text{Definition~13 in Matrices}\text{)}
     \end{aligned}
-    $$</w:delText>
-        </w:r>
-      </w:del>
-    </w:p>
-    <w:p>
-      <w:pPr>
-        <w:pStyle w:val="BodyText"/>
-      </w:pPr>
-      <w:ins w:id="4" w:author="PR Preview" w:date="2026-01-01T00:00:00Z">
-        <w:r>
-          <w:t xml:space="preserve">$$
-    \begin{aligned}
-    \mathord{\smash[b]{\underset{\raise.3ex\hbox{$\scriptstyle\sim$}}{x}}\vphantom{x}}
-    &amp;= \mathbf{I}_n \mathord{\smash[b]{\underset{\raise.3ex\hbox{$\scriptstyle\sim$}}{x}}\vphantom{x}}
-    &amp;&amp; \text{(}\text{Theorem~7 in Matrices}\text{)}
-    \\
-    &amp;= (\mathbf{A}^{-1} \mathbf{A})\,\mathord{\smash[b]{\underset{\raise.3ex\hbox{$\scriptstyle\sim$}}{x}}\vphantom{x}}
-    &amp;&amp; \text{(}\text{Definition~5 in Special Matrices and Decompositions}\text{)}
-    \\
-    &amp;= \mathbf{A}^{-1}\,(\mathbf{A} \mathord{\smash[b]{\underset{\raise.3ex\hbox{$\scriptstyle\sim$}}{x}}\vphantom{x}})
-    &amp;&amp; \text{(}\text{Theorem~5 in Matrices}\text{)}
-    \\
-    &amp;= \mathbf{A}^{-1}\,\mathord{\smash[b]{\underset{\raise.3ex\hbox{$\scriptstyle\sim$}}{0}}\vphantom{0}}_n
-    &amp;&amp; \text{(} \mathbf{A} \mathord{\smash[b]{\underset{\raise.3ex\hbox{$\scriptstyle\sim$}}{x}}\vphantom{x}} = \mathord{\smash[b]{\underset{\raise.3ex\hbox{$\scriptstyle\sim$}}{0}}\vphantom{0}}_n \text{)}
-    \\
-    &amp;= \mathord{\smash[b]{\underset{\raise.3ex\hbox{$\scriptstyle\sim$}}{0}}\vphantom{0}}_n,
-    &amp;&amp; \text{(}\text{Definition~13 in Matrices}\text{)}
-    \end{aligned}
     $$</w:t>
-        </w:r>
-      </w:ins>
+      </w:r>
     </w:p>
     <w:p>
       <w:pPr>
@@ -1256,7 +1226,7 @@
                   <m:nor/>
                   <m:sty m:val="p"/>
                 </m:rPr>
-                <m:t>Theorem 7 in Matrices</m:t>
+                <m:t>Theorem 8 in Matrices</m:t>
               </m:r>
               <m:r>
                 <m:rPr>
@@ -4516,9 +4486,8 @@
       <w:pPr>
         <w:pStyle w:val="BodyText"/>
       </w:pPr>
-      <w:del w:id="5" w:author="PR Preview" w:date="2026-01-01T00:00:00Z">
-        <w:r>
-          <w:delText xml:space="preserve">$$
+      <w:r>
+        <w:t xml:space="preserve">$$
     \begin{aligned}
     (\mathbf{A} - \lambda\,\mathbf{I}_p)\,\mathord{\smash[b]{\underset{\raise.3ex\hbox{$\scriptstyle\sim$}}{v}}\vphantom{v}}
     &amp;= \mathbf{A} \mathord{\smash[b]{\underset{\raise.3ex\hbox{$\scriptstyle\sim$}}{v}}\vphantom{v}} - (\lambda\,\mathbf{I}_p)\,\mathord{\smash[b]{\underset{\raise.3ex\hbox{$\scriptstyle\sim$}}{v}}\vphantom{v}}
@@ -4530,31 +4499,8 @@
     &amp;= \mathbf{A} \mathord{\smash[b]{\underset{\raise.3ex\hbox{$\scriptstyle\sim$}}{v}}\vphantom{v}} - \lambda\mathord{\smash[b]{\underset{\raise.3ex\hbox{$\scriptstyle\sim$}}{v}}\vphantom{v}},
     &amp;&amp; \text{(}\text{Theorem~8 in Matrices}\text{)}
     \end{aligned}
-    $$</w:delText>
-        </w:r>
-      </w:del>
-    </w:p>
-    <w:p>
-      <w:pPr>
-        <w:pStyle w:val="BodyText"/>
-      </w:pPr>
-      <w:ins w:id="6" w:author="PR Preview" w:date="2026-01-01T00:00:00Z">
-        <w:r>
-          <w:t xml:space="preserve">$$
-    \begin{aligned}
-    (\mathbf{A} - \lambda\,\mathbf{I}_p)\,\mathord{\smash[b]{\underset{\raise.3ex\hbox{$\scriptstyle\sim$}}{v}}\vphantom{v}}
-    &amp;= \mathbf{A} \mathord{\smash[b]{\underset{\raise.3ex\hbox{$\scriptstyle\sim$}}{v}}\vphantom{v}} - (\lambda\,\mathbf{I}_p)\,\mathord{\smash[b]{\underset{\raise.3ex\hbox{$\scriptstyle\sim$}}{v}}\vphantom{v}}
-    &amp;&amp; \text{(}\text{Theorem~7 in Projections and Linear Systems}\text{, the difference law)}
-    \\
-    &amp;= \mathbf{A} \mathord{\smash[b]{\underset{\raise.3ex\hbox{$\scriptstyle\sim$}}{v}}\vphantom{v}} - \lambda\,(\mathbf{I}_p \mathord{\smash[b]{\underset{\raise.3ex\hbox{$\scriptstyle\sim$}}{v}}\vphantom{v}})
-    &amp;&amp; \text{(}\text{Theorem~7 in Projections and Linear Systems}\text{, the scalar factor)}
-    \\
-    &amp;= \mathbf{A} \mathord{\smash[b]{\underset{\raise.3ex\hbox{$\scriptstyle\sim$}}{v}}\vphantom{v}} - \lambda\mathord{\smash[b]{\underset{\raise.3ex\hbox{$\scriptstyle\sim$}}{v}}\vphantom{v}},
-    &amp;&amp; \text{(}\text{Theorem~7 in Matrices}\text{)}
-    \end{aligned}
     $$</w:t>
-        </w:r>
-      </w:ins>
+      </w:r>
     </w:p>
     <w:p>
       <w:pPr>
@@ -5886,9 +5832,8 @@
       <w:pPr>
         <w:pStyle w:val="BodyText"/>
       </w:pPr>
-      <w:del w:id="7" w:author="PR Preview" w:date="2026-01-01T00:00:00Z">
-        <w:r>
-          <w:delText xml:space="preserve">$$
+      <w:r>
+        <w:t xml:space="preserve">$$
     \begin{aligned}
     (\mathbf{A} + s\,\mathbf{I}_p)\,\mathord{\smash[b]{\underset{\raise.3ex\hbox{$\scriptstyle\sim$}}{v}}\vphantom{v}}
     &amp;= \mathbf{A} \mathord{\smash[b]{\underset{\raise.3ex\hbox{$\scriptstyle\sim$}}{v}}\vphantom{v}} + (s\,\mathbf{I}_p)\,\mathord{\smash[b]{\underset{\raise.3ex\hbox{$\scriptstyle\sim$}}{v}}\vphantom{v}}
@@ -5906,37 +5851,8 @@
     &amp;= (\lambda+ s)\,\mathord{\smash[b]{\underset{\raise.3ex\hbox{$\scriptstyle\sim$}}{v}}\vphantom{v}}.
     &amp;&amp; \text{(add entrywise)}
     \end{aligned}
-    $$</w:delText>
-        </w:r>
-      </w:del>
-    </w:p>
-    <w:p>
-      <w:pPr>
-        <w:pStyle w:val="BodyText"/>
-      </w:pPr>
-      <w:ins w:id="8" w:author="PR Preview" w:date="2026-01-01T00:00:00Z">
-        <w:r>
-          <w:t xml:space="preserve">$$
-    \begin{aligned}
-    (\mathbf{A} + s\,\mathbf{I}_p)\,\mathord{\smash[b]{\underset{\raise.3ex\hbox{$\scriptstyle\sim$}}{v}}\vphantom{v}}
-    &amp;= \mathbf{A} \mathord{\smash[b]{\underset{\raise.3ex\hbox{$\scriptstyle\sim$}}{v}}\vphantom{v}} + (s\,\mathbf{I}_p)\,\mathord{\smash[b]{\underset{\raise.3ex\hbox{$\scriptstyle\sim$}}{v}}\vphantom{v}}
-    &amp;&amp; \text{(}\text{Theorem~6 in Matrices}\text{)}
-    \\
-    &amp;= \mathbf{A} \mathord{\smash[b]{\underset{\raise.3ex\hbox{$\scriptstyle\sim$}}{v}}\vphantom{v}} + s\,(\mathbf{I}_p \mathord{\smash[b]{\underset{\raise.3ex\hbox{$\scriptstyle\sim$}}{v}}\vphantom{v}})
-    &amp;&amp; \text{(}\text{Theorem~7 in Projections and Linear Systems}\text{)}
-    \\
-    &amp;= \lambda\mathord{\smash[b]{\underset{\raise.3ex\hbox{$\scriptstyle\sim$}}{v}}\vphantom{v}} + s\,(\mathbf{I}_p \mathord{\smash[b]{\underset{\raise.3ex\hbox{$\scriptstyle\sim$}}{v}}\vphantom{v}})
-    &amp;&amp; \text{(eigenvector)}
-    \\
-    &amp;= \lambda\mathord{\smash[b]{\underset{\raise.3ex\hbox{$\scriptstyle\sim$}}{v}}\vphantom{v}} + s \mathord{\smash[b]{\underset{\raise.3ex\hbox{$\scriptstyle\sim$}}{v}}\vphantom{v}}
-    &amp;&amp; \text{(}\text{Theorem~7 in Matrices}\text{)}
-    \\
-    &amp;= (\lambda+ s)\,\mathord{\smash[b]{\underset{\raise.3ex\hbox{$\scriptstyle\sim$}}{v}}\vphantom{v}}.
-    &amp;&amp; \text{(add entrywise)}
-    \end{aligned}
     $$</w:t>
-        </w:r>
-      </w:ins>
+      </w:r>
     </w:p>
     <w:p>
       <w:pPr>
@@ -12188,7 +12104,7 @@
                   <m:nor/>
                   <m:sty m:val="p"/>
                 </m:rPr>
-                <m:t>Theorem 7 in Matrices</m:t>
+                <m:t>Theorem 8 in Matrices</m:t>
               </m:r>
               <m:r>
                 <m:rPr>
@@ -14411,97 +14327,37 @@
       <w:pPr>
         <w:pStyle w:val="FirstParagraph"/>
       </w:pPr>
-      <w:del w:id="9" w:author="PR Preview" w:date="2026-01-01T00:00:00Z">
+      <w:r>
+        <w:t xml:space="preserve">for every invertible</w:t>
+      </w:r>
+      <w:r>
+        <w:t xml:space="preserve"> </w:t>
+      </w:r>
+      <m:oMath>
+        <m:r>
+          <m:rPr>
+            <m:sty m:val="bi"/>
+          </m:rPr>
+          <m:t>P</m:t>
+        </m:r>
+      </m:oMath>
+      <w:r>
+        <w:t xml:space="preserve"> </w:t>
+      </w:r>
+      <w:r>
+        <w:t xml:space="preserve">(</w:t>
+      </w:r>
+      <w:hyperlink r:id="rId57">
         <w:r>
-          <w:delText xml:space="preserve">for every invertible</w:delText>
+          <w:rPr>
+            <w:rStyle w:val="Hyperlink"/>
+          </w:rPr>
+          <w:t xml:space="preserve">Theorem 8 in Matrices</w:t>
         </w:r>
-      </w:del>
-      <w:del w:id="10" w:author="PR Preview" w:date="2026-01-01T00:00:00Z">
-        <w:r>
-          <w:delText xml:space="preserve"> </w:delText>
-        </w:r>
-      </w:del>
-      <m:oMath>
-        <m:r>
-          <m:rPr>
-            <m:sty m:val="bi"/>
-          </m:rPr>
-          <m:t>P</m:t>
-        </m:r>
-      </m:oMath>
-      <w:del w:id="11" w:author="PR Preview" w:date="2026-01-01T00:00:00Z">
-        <w:r>
-          <w:delText xml:space="preserve"> </w:delText>
-        </w:r>
-      </w:del>
-      <w:del w:id="12" w:author="PR Preview" w:date="2026-01-01T00:00:00Z">
-        <w:r>
-          <w:delText xml:space="preserve">(</w:delText>
-        </w:r>
-      </w:del>
-      <w:hyperlink r:id="rId57">
-        <w:del w:id="13" w:author="PR Preview" w:date="2026-01-01T00:00:00Z">
-          <w:r>
-            <w:rPr>
-              <w:rStyle w:val="Hyperlink"/>
-            </w:rPr>
-            <w:delText xml:space="preserve">Theorem 8 in Matrices</w:delText>
-          </w:r>
-        </w:del>
       </w:hyperlink>
-      <w:del w:id="14" w:author="PR Preview" w:date="2026-01-01T00:00:00Z">
-        <w:r>
-          <w:delText xml:space="preserve">, 2).</w:delText>
-        </w:r>
-      </w:del>
-    </w:p>
-    <w:p>
-      <w:pPr>
-        <w:pStyle w:val="FirstParagraph"/>
-      </w:pPr>
-      <w:ins w:id="15" w:author="PR Preview" w:date="2026-01-01T00:00:00Z">
-        <w:r>
-          <w:t xml:space="preserve">for every invertible</w:t>
-        </w:r>
-      </w:ins>
-      <w:ins w:id="16" w:author="PR Preview" w:date="2026-01-01T00:00:00Z">
-        <w:r>
-          <w:t xml:space="preserve"> </w:t>
-        </w:r>
-      </w:ins>
-      <m:oMath>
-        <m:r>
-          <m:rPr>
-            <m:sty m:val="bi"/>
-          </m:rPr>
-          <m:t>P</m:t>
-        </m:r>
-      </m:oMath>
-      <w:ins w:id="17" w:author="PR Preview" w:date="2026-01-01T00:00:00Z">
-        <w:r>
-          <w:t xml:space="preserve"> </w:t>
-        </w:r>
-      </w:ins>
-      <w:ins w:id="18" w:author="PR Preview" w:date="2026-01-01T00:00:00Z">
-        <w:r>
-          <w:t xml:space="preserve">(</w:t>
-        </w:r>
-      </w:ins>
-      <w:hyperlink r:id="rId57">
-        <w:ins w:id="19" w:author="PR Preview" w:date="2026-01-01T00:00:00Z">
-          <w:r>
-            <w:rPr>
-              <w:rStyle w:val="Hyperlink"/>
-            </w:rPr>
-            <w:t xml:space="preserve">Theorem 7 in Matrices</w:t>
-          </w:r>
-        </w:ins>
-      </w:hyperlink>
-      <w:ins w:id="20" w:author="PR Preview" w:date="2026-01-01T00:00:00Z">
-        <w:r>
-          <w:t xml:space="preserve">, 2).</w:t>
-        </w:r>
-      </w:ins>
+      <w:r>
+        <w:t xml:space="preserve">, 2).</w:t>
+      </w:r>
     </w:p>
     <w:bookmarkEnd w:id="58"/>
     <w:bookmarkStart w:id="59" w:name="thm-similar-eigenvalues"/>
@@ -14833,9 +14689,8 @@
       <w:pPr>
         <w:pStyle w:val="BodyText"/>
       </w:pPr>
-      <w:del w:id="21" w:author="PR Preview" w:date="2026-01-01T00:00:00Z">
-        <w:r>
-          <w:delText xml:space="preserve">$$
+      <w:r>
+        <w:t xml:space="preserve">$$
     \begin{aligned}
     \mathbf{B} \mathord{\smash[b]{\underset{\raise.3ex\hbox{$\scriptstyle\sim$}}{w}}\vphantom{w}}
     &amp;= (\mathbf{P}^{-1} \mathbf{A} \mathbf{P})\,(\mathbf{P}^{-1} \mathord{\smash[b]{\underset{\raise.3ex\hbox{$\scriptstyle\sim$}}{v}}\vphantom{v}})
@@ -14859,43 +14714,8 @@
     &amp;= \lambda\,\mathord{\smash[b]{\underset{\raise.3ex\hbox{$\scriptstyle\sim$}}{w}}\vphantom{w}}.
     &amp;&amp; \text{(}\text{Theorem~7 in Projections and Linear Systems}\text{)}
     \end{aligned}
-    $$</w:delText>
-        </w:r>
-      </w:del>
-    </w:p>
-    <w:p>
-      <w:pPr>
-        <w:pStyle w:val="BodyText"/>
-      </w:pPr>
-      <w:ins w:id="22" w:author="PR Preview" w:date="2026-01-01T00:00:00Z">
-        <w:r>
-          <w:t xml:space="preserve">$$
-    \begin{aligned}
-    \mathbf{B} \mathord{\smash[b]{\underset{\raise.3ex\hbox{$\scriptstyle\sim$}}{w}}\vphantom{w}}
-    &amp;= (\mathbf{P}^{-1} \mathbf{A} \mathbf{P})\,(\mathbf{P}^{-1} \mathord{\smash[b]{\underset{\raise.3ex\hbox{$\scriptstyle\sim$}}{v}}\vphantom{v}})
-    &amp;&amp; \text{(substitute } \mathbf{B} \text{ and } \mathord{\smash[b]{\underset{\raise.3ex\hbox{$\scriptstyle\sim$}}{w}}\vphantom{w}} \text{)}
-    \\
-    &amp;= \mathbf{P}^{-1} \mathbf{A}\,(\mathbf{P} \mathbf{P}^{-1})\,\mathord{\smash[b]{\underset{\raise.3ex\hbox{$\scriptstyle\sim$}}{v}}\vphantom{v}}
-    &amp;&amp; \text{(}\text{Theorem~5 in Matrices}\text{)}
-    \\
-    &amp;= \mathbf{P}^{-1} \mathbf{A}\,\mathbf{I}_p\,\mathord{\smash[b]{\underset{\raise.3ex\hbox{$\scriptstyle\sim$}}{v}}\vphantom{v}}
-    &amp;&amp; \text{(}\text{Definition~5 in Special Matrices and Decompositions}\text{)}
-    \\
-    &amp;= \mathbf{P}^{-1} \mathbf{A} \mathord{\smash[b]{\underset{\raise.3ex\hbox{$\scriptstyle\sim$}}{v}}\vphantom{v}}
-    &amp;&amp; \text{(}\text{Theorem~7 in Matrices}\text{)}
-    \\
-    &amp;= \mathbf{P}^{-1}\,(\mathbf{A} \mathord{\smash[b]{\underset{\raise.3ex\hbox{$\scriptstyle\sim$}}{v}}\vphantom{v}})
-    &amp;&amp; \text{(}\text{Theorem~5 in Matrices}\text{)}
-    \\
-    &amp;= \mathbf{P}^{-1}\,(\lambda\mathord{\smash[b]{\underset{\raise.3ex\hbox{$\scriptstyle\sim$}}{v}}\vphantom{v}})
-    &amp;&amp; \text{(eigenvector)}
-    \\
-    &amp;= \lambda\,\mathord{\smash[b]{\underset{\raise.3ex\hbox{$\scriptstyle\sim$}}{w}}\vphantom{w}}.
-    &amp;&amp; \text{(}\text{Theorem~7 in Projections and Linear Systems}\text{)}
-    \end{aligned}
     $$</w:t>
-        </w:r>
-      </w:ins>
+      </w:r>
     </w:p>
     <w:p>
       <w:pPr>
@@ -14942,151 +14762,54 @@
       <w:pPr>
         <w:pStyle w:val="FirstParagraph"/>
       </w:pPr>
-      <w:del w:id="23" w:author="PR Preview" w:date="2026-01-01T00:00:00Z">
+      <w:r>
+        <w:t xml:space="preserve">(</w:t>
+      </w:r>
+      <w:hyperlink r:id="rId57">
         <w:r>
-          <w:delText xml:space="preserve">(</w:delText>
+          <w:rPr>
+            <w:rStyle w:val="Hyperlink"/>
+          </w:rPr>
+          <w:t xml:space="preserve">Theorem 8 in Matrices</w:t>
         </w:r>
-      </w:del>
-      <w:hyperlink r:id="rId57">
-        <w:del w:id="24" w:author="PR Preview" w:date="2026-01-01T00:00:00Z">
-          <w:r>
-            <w:rPr>
-              <w:rStyle w:val="Hyperlink"/>
-            </w:rPr>
-            <w:delText xml:space="preserve">Theorem 8 in Matrices</w:delText>
-          </w:r>
-        </w:del>
       </w:hyperlink>
-      <w:del w:id="25" w:author="PR Preview" w:date="2026-01-01T00:00:00Z">
+      <w:r>
+        <w:t xml:space="preserve">, 2,</w:t>
+      </w:r>
+      <w:r>
+        <w:t xml:space="preserve"> </w:t>
+      </w:r>
+      <w:hyperlink r:id="rId60">
         <w:r>
-          <w:delText xml:space="preserve">, 2,</w:delText>
+          <w:rPr>
+            <w:rStyle w:val="Hyperlink"/>
+          </w:rPr>
+          <w:t xml:space="preserve">Theorem 5 in Matrices</w:t>
         </w:r>
-      </w:del>
-      <w:del w:id="26" w:author="PR Preview" w:date="2026-01-01T00:00:00Z">
+      </w:hyperlink>
+      <w:r>
+        <w:t xml:space="preserve">,</w:t>
+      </w:r>
+      <w:r>
+        <w:t xml:space="preserve"> </w:t>
+      </w:r>
+      <w:hyperlink r:id="rId61">
         <w:r>
-          <w:delText xml:space="preserve"> </w:delText>
+          <w:rPr>
+            <w:rStyle w:val="Hyperlink"/>
+          </w:rPr>
+          <w:t xml:space="preserve">Definition 13 in Matrices</w:t>
         </w:r>
-      </w:del>
-      <w:hyperlink r:id="rId60">
-        <w:del w:id="27" w:author="PR Preview" w:date="2026-01-01T00:00:00Z">
-          <w:r>
-            <w:rPr>
-              <w:rStyle w:val="Hyperlink"/>
-            </w:rPr>
-            <w:delText xml:space="preserve">Theorem 5 in Matrices</w:delText>
-          </w:r>
-        </w:del>
       </w:hyperlink>
-      <w:del w:id="28" w:author="PR Preview" w:date="2026-01-01T00:00:00Z">
-        <w:r>
-          <w:delText xml:space="preserve">,</w:delText>
-        </w:r>
-      </w:del>
-      <w:del w:id="29" w:author="PR Preview" w:date="2026-01-01T00:00:00Z">
-        <w:r>
-          <w:delText xml:space="preserve"> </w:delText>
-        </w:r>
-      </w:del>
-      <w:hyperlink r:id="rId61">
-        <w:del w:id="30" w:author="PR Preview" w:date="2026-01-01T00:00:00Z">
-          <w:r>
-            <w:rPr>
-              <w:rStyle w:val="Hyperlink"/>
-            </w:rPr>
-            <w:delText xml:space="preserve">Definition 13 in Matrices</w:delText>
-          </w:r>
-        </w:del>
-      </w:hyperlink>
-      <w:del w:id="31" w:author="PR Preview" w:date="2026-01-01T00:00:00Z">
-        <w:r>
-          <w:delText xml:space="preserve">),</w:delText>
-        </w:r>
-      </w:del>
-      <w:del w:id="32" w:author="PR Preview" w:date="2026-01-01T00:00:00Z">
-        <w:r>
-          <w:delText xml:space="preserve"> </w:delText>
-        </w:r>
-      </w:del>
-      <w:del w:id="33" w:author="PR Preview" w:date="2026-01-01T00:00:00Z">
-        <w:r>
-          <w:delText xml:space="preserve">which is false.</w:delText>
-        </w:r>
-      </w:del>
-    </w:p>
-    <w:p>
-      <w:pPr>
-        <w:pStyle w:val="FirstParagraph"/>
-      </w:pPr>
-      <w:ins w:id="34" w:author="PR Preview" w:date="2026-01-01T00:00:00Z">
-        <w:r>
-          <w:t xml:space="preserve">(</w:t>
-        </w:r>
-      </w:ins>
-      <w:hyperlink r:id="rId57">
-        <w:ins w:id="35" w:author="PR Preview" w:date="2026-01-01T00:00:00Z">
-          <w:r>
-            <w:rPr>
-              <w:rStyle w:val="Hyperlink"/>
-            </w:rPr>
-            <w:t xml:space="preserve">Theorem 7 in Matrices</w:t>
-          </w:r>
-        </w:ins>
-      </w:hyperlink>
-      <w:ins w:id="36" w:author="PR Preview" w:date="2026-01-01T00:00:00Z">
-        <w:r>
-          <w:t xml:space="preserve">, 2,</w:t>
-        </w:r>
-      </w:ins>
-      <w:ins w:id="37" w:author="PR Preview" w:date="2026-01-01T00:00:00Z">
-        <w:r>
-          <w:t xml:space="preserve"> </w:t>
-        </w:r>
-      </w:ins>
-      <w:hyperlink r:id="rId60">
-        <w:ins w:id="38" w:author="PR Preview" w:date="2026-01-01T00:00:00Z">
-          <w:r>
-            <w:rPr>
-              <w:rStyle w:val="Hyperlink"/>
-            </w:rPr>
-            <w:t xml:space="preserve">Theorem 5 in Matrices</w:t>
-          </w:r>
-        </w:ins>
-      </w:hyperlink>
-      <w:ins w:id="39" w:author="PR Preview" w:date="2026-01-01T00:00:00Z">
-        <w:r>
-          <w:t xml:space="preserve">,</w:t>
-        </w:r>
-      </w:ins>
-      <w:ins w:id="40" w:author="PR Preview" w:date="2026-01-01T00:00:00Z">
-        <w:r>
-          <w:t xml:space="preserve"> </w:t>
-        </w:r>
-      </w:ins>
-      <w:hyperlink r:id="rId61">
-        <w:ins w:id="41" w:author="PR Preview" w:date="2026-01-01T00:00:00Z">
-          <w:r>
-            <w:rPr>
-              <w:rStyle w:val="Hyperlink"/>
-            </w:rPr>
-            <w:t xml:space="preserve">Definition 13 in Matrices</w:t>
-          </w:r>
-        </w:ins>
-      </w:hyperlink>
-      <w:ins w:id="42" w:author="PR Preview" w:date="2026-01-01T00:00:00Z">
-        <w:r>
-          <w:t xml:space="preserve">),</w:t>
-        </w:r>
-      </w:ins>
-      <w:ins w:id="43" w:author="PR Preview" w:date="2026-01-01T00:00:00Z">
-        <w:r>
-          <w:t xml:space="preserve"> </w:t>
-        </w:r>
-      </w:ins>
-      <w:ins w:id="44" w:author="PR Preview" w:date="2026-01-01T00:00:00Z">
-        <w:r>
-          <w:t xml:space="preserve">which is false.</w:t>
-        </w:r>
-      </w:ins>
+      <w:r>
+        <w:t xml:space="preserve">),</w:t>
+      </w:r>
+      <w:r>
+        <w:t xml:space="preserve"> </w:t>
+      </w:r>
+      <w:r>
+        <w:t xml:space="preserve">which is false.</w:t>
+      </w:r>
     </w:p>
     <w:p>
       <w:pPr>
@@ -15536,91 +15259,34 @@
       <w:pPr>
         <w:pStyle w:val="FirstParagraph"/>
       </w:pPr>
-      <w:del w:id="45" w:author="PR Preview" w:date="2026-01-01T00:00:00Z">
+      <w:r>
+        <w:t xml:space="preserve">(</w:t>
+      </w:r>
+      <w:hyperlink r:id="rId60">
         <w:r>
-          <w:delText xml:space="preserve">(</w:delText>
+          <w:rPr>
+            <w:rStyle w:val="Hyperlink"/>
+          </w:rPr>
+          <w:t xml:space="preserve">Theorem 5 in Matrices</w:t>
         </w:r>
-      </w:del>
-      <w:hyperlink r:id="rId60">
-        <w:del w:id="46" w:author="PR Preview" w:date="2026-01-01T00:00:00Z">
-          <w:r>
-            <w:rPr>
-              <w:rStyle w:val="Hyperlink"/>
-            </w:rPr>
-            <w:delText xml:space="preserve">Theorem 5 in Matrices</w:delText>
-          </w:r>
-        </w:del>
       </w:hyperlink>
-      <w:del w:id="47" w:author="PR Preview" w:date="2026-01-01T00:00:00Z">
+      <w:r>
+        <w:t xml:space="preserve">, 2,</w:t>
+      </w:r>
+      <w:r>
+        <w:t xml:space="preserve"> </w:t>
+      </w:r>
+      <w:hyperlink r:id="rId57">
         <w:r>
-          <w:delText xml:space="preserve">, 2,</w:delText>
+          <w:rPr>
+            <w:rStyle w:val="Hyperlink"/>
+          </w:rPr>
+          <w:t xml:space="preserve">Theorem 8 in Matrices</w:t>
         </w:r>
-      </w:del>
-      <w:del w:id="48" w:author="PR Preview" w:date="2026-01-01T00:00:00Z">
-        <w:r>
-          <w:delText xml:space="preserve"> </w:delText>
-        </w:r>
-      </w:del>
-      <w:hyperlink r:id="rId57">
-        <w:del w:id="49" w:author="PR Preview" w:date="2026-01-01T00:00:00Z">
-          <w:r>
-            <w:rPr>
-              <w:rStyle w:val="Hyperlink"/>
-            </w:rPr>
-            <w:delText xml:space="preserve">Theorem 8 in Matrices</w:delText>
-          </w:r>
-        </w:del>
       </w:hyperlink>
-      <w:del w:id="50" w:author="PR Preview" w:date="2026-01-01T00:00:00Z">
-        <w:r>
-          <w:delText xml:space="preserve">).</w:delText>
-        </w:r>
-      </w:del>
-    </w:p>
-    <w:p>
-      <w:pPr>
-        <w:pStyle w:val="FirstParagraph"/>
-      </w:pPr>
-      <w:ins w:id="51" w:author="PR Preview" w:date="2026-01-01T00:00:00Z">
-        <w:r>
-          <w:t xml:space="preserve">(</w:t>
-        </w:r>
-      </w:ins>
-      <w:hyperlink r:id="rId60">
-        <w:ins w:id="52" w:author="PR Preview" w:date="2026-01-01T00:00:00Z">
-          <w:r>
-            <w:rPr>
-              <w:rStyle w:val="Hyperlink"/>
-            </w:rPr>
-            <w:t xml:space="preserve">Theorem 5 in Matrices</w:t>
-          </w:r>
-        </w:ins>
-      </w:hyperlink>
-      <w:ins w:id="53" w:author="PR Preview" w:date="2026-01-01T00:00:00Z">
-        <w:r>
-          <w:t xml:space="preserve">, 2,</w:t>
-        </w:r>
-      </w:ins>
-      <w:ins w:id="54" w:author="PR Preview" w:date="2026-01-01T00:00:00Z">
-        <w:r>
-          <w:t xml:space="preserve"> </w:t>
-        </w:r>
-      </w:ins>
-      <w:hyperlink r:id="rId57">
-        <w:ins w:id="55" w:author="PR Preview" w:date="2026-01-01T00:00:00Z">
-          <w:r>
-            <w:rPr>
-              <w:rStyle w:val="Hyperlink"/>
-            </w:rPr>
-            <w:t xml:space="preserve">Theorem 7 in Matrices</w:t>
-          </w:r>
-        </w:ins>
-      </w:hyperlink>
-      <w:ins w:id="56" w:author="PR Preview" w:date="2026-01-01T00:00:00Z">
-        <w:r>
-          <w:t xml:space="preserve">).</w:t>
-        </w:r>
-      </w:ins>
+      <w:r>
+        <w:t xml:space="preserve">).</w:t>
+      </w:r>
     </w:p>
     <w:bookmarkStart w:id="62" w:name="exm-similar-eigenvalues"/>
     <w:p>
@@ -19155,7 +18821,7 @@
                   <m:nor/>
                   <m:sty m:val="p"/>
                 </m:rPr>
-                <m:t>Theorem 7 in Matrices</m:t>
+                <m:t>Theorem 8 in Matrices</m:t>
               </m:r>
               <m:r>
                 <m:rPr>
@@ -19831,7 +19497,7 @@
                   <m:nor/>
                   <m:sty m:val="p"/>
                 </m:rPr>
-                <m:t>Theorem 7 in Matrices</m:t>
+                <m:t>Theorem 8 in Matrices</m:t>
               </m:r>
               <m:r>
                 <m:rPr>
@@ -23056,7 +22722,7 @@
                   <m:nor/>
                   <m:sty m:val="p"/>
                 </m:rPr>
-                <m:t>Theorem 7 in Matrices</m:t>
+                <m:t>Theorem 8 in Matrices</m:t>
               </m:r>
               <m:r>
                 <m:rPr>
@@ -25252,69 +24918,50 @@
       <w:pPr>
         <w:pStyle w:val="FirstParagraph"/>
       </w:pPr>
-      <w:del w:id="57" w:author="PR Preview" w:date="2026-01-01T00:00:00Z">
+      <w:r>
+        <w:t xml:space="preserve">(</w:t>
+      </w:r>
+      <w:hyperlink r:id="rId86">
         <w:r>
-          <w:delText xml:space="preserve">(</w:delText>
+          <w:rPr>
+            <w:rStyle w:val="Hyperlink"/>
+          </w:rPr>
+          <w:t xml:space="preserve">Theorem 17 in Matrices</w:t>
         </w:r>
-      </w:del>
-      <w:hyperlink r:id="rId86">
-        <w:del w:id="58" w:author="PR Preview" w:date="2026-01-01T00:00:00Z">
-          <w:r>
-            <w:rPr>
-              <w:rStyle w:val="Hyperlink"/>
-            </w:rPr>
-            <w:delText xml:space="preserve">Theorem 17 in Matrices</w:delText>
-          </w:r>
-        </w:del>
       </w:hyperlink>
-      <w:del w:id="59" w:author="PR Preview" w:date="2026-01-01T00:00:00Z">
+      <w:r>
+        <w:t xml:space="preserve">,</w:t>
+      </w:r>
+      <w:r>
+        <w:t xml:space="preserve"> </w:t>
+      </w:r>
+      <w:hyperlink r:id="rId87">
         <w:r>
-          <w:delText xml:space="preserve">,</w:delText>
+          <w:rPr>
+            <w:rStyle w:val="Hyperlink"/>
+          </w:rPr>
+          <w:t xml:space="preserve">Definition 3 in Matrices</w:t>
         </w:r>
-      </w:del>
-      <w:del w:id="60" w:author="PR Preview" w:date="2026-01-01T00:00:00Z">
-        <w:r>
-          <w:delText xml:space="preserve"> </w:delText>
-        </w:r>
-      </w:del>
-      <w:hyperlink r:id="rId87">
-        <w:del w:id="61" w:author="PR Preview" w:date="2026-01-01T00:00:00Z">
-          <w:r>
-            <w:rPr>
-              <w:rStyle w:val="Hyperlink"/>
-            </w:rPr>
-            <w:delText xml:space="preserve">Definition 3 in Matrices</w:delText>
-          </w:r>
-        </w:del>
       </w:hyperlink>
-      <w:del w:id="62" w:author="PR Preview" w:date="2026-01-01T00:00:00Z">
-        <w:r>
-          <w:delText xml:space="preserve">). For any</w:delText>
-        </w:r>
-      </w:del>
-      <w:del w:id="63" w:author="PR Preview" w:date="2026-01-01T00:00:00Z">
-        <w:r>
-          <w:delText xml:space="preserve"> </w:delText>
-        </w:r>
-      </w:del>
-      <w:del w:id="64" w:author="PR Preview" w:date="2026-01-01T00:00:00Z">
-        <w:r>
-          <w:delText xml:space="preserve">$\mathord{\smash[b]{\underset{\raise.3ex\hbox{$\scriptstyle\sim$}}{x}}\vphantom{x}}$</w:delText>
-        </w:r>
-      </w:del>
-      <w:del w:id="65" w:author="PR Preview" w:date="2026-01-01T00:00:00Z">
-        <w:r>
-          <w:delText xml:space="preserve">,</w:delText>
-        </w:r>
-      </w:del>
+      <w:r>
+        <w:t xml:space="preserve">). For any</w:t>
+      </w:r>
+      <w:r>
+        <w:t xml:space="preserve"> </w:t>
+      </w:r>
+      <w:r>
+        <w:t xml:space="preserve">$\mathord{\smash[b]{\underset{\raise.3ex\hbox{$\scriptstyle\sim$}}{x}}\vphantom{x}}$</w:t>
+      </w:r>
+      <w:r>
+        <w:t xml:space="preserve">,</w:t>
+      </w:r>
     </w:p>
     <w:p>
       <w:pPr>
         <w:pStyle w:val="BodyText"/>
       </w:pPr>
-      <w:del w:id="66" w:author="PR Preview" w:date="2026-01-01T00:00:00Z">
-        <w:r>
-          <w:delText xml:space="preserve">$$
+      <w:r>
+        <w:t xml:space="preserve">$$
     \begin{aligned}
     {\mathord{\smash[b]{\underset{\raise.3ex\hbox{$\scriptstyle\sim$}}{x}}\vphantom{x}}}^{\top} \mathbf{A} \mathord{\smash[b]{\underset{\raise.3ex\hbox{$\scriptstyle\sim$}}{x}}\vphantom{x}}
     &amp;= {\mathord{\smash[b]{\underset{\raise.3ex\hbox{$\scriptstyle\sim$}}{x}}\vphantom{x}}}^{\top}\,{\mathbf{B}}^{\top}\,\mathbf{B} \mathord{\smash[b]{\underset{\raise.3ex\hbox{$\scriptstyle\sim$}}{x}}\vphantom{x}}
@@ -25329,94 +24976,8 @@
     &amp;\ge 0.
     &amp;&amp; \text{(}\text{Theorem~1 in Inner Products and Orthogonality}\text{)}
     \end{aligned}
-    $$</w:delText>
-        </w:r>
-      </w:del>
-    </w:p>
-    <w:p>
-      <w:pPr>
-        <w:pStyle w:val="FirstParagraph"/>
-      </w:pPr>
-      <w:ins w:id="67" w:author="PR Preview" w:date="2026-01-01T00:00:00Z">
-        <w:r>
-          <w:t xml:space="preserve">(</w:t>
-        </w:r>
-      </w:ins>
-      <w:hyperlink r:id="rId86">
-        <w:ins w:id="68" w:author="PR Preview" w:date="2026-01-01T00:00:00Z">
-          <w:r>
-            <w:rPr>
-              <w:rStyle w:val="Hyperlink"/>
-            </w:rPr>
-            <w:t xml:space="preserve">Theorem 16 in Matrices</w:t>
-          </w:r>
-        </w:ins>
-      </w:hyperlink>
-      <w:ins w:id="69" w:author="PR Preview" w:date="2026-01-01T00:00:00Z">
-        <w:r>
-          <w:t xml:space="preserve">,</w:t>
-        </w:r>
-      </w:ins>
-      <w:ins w:id="70" w:author="PR Preview" w:date="2026-01-01T00:00:00Z">
-        <w:r>
-          <w:t xml:space="preserve"> </w:t>
-        </w:r>
-      </w:ins>
-      <w:hyperlink r:id="rId87">
-        <w:ins w:id="71" w:author="PR Preview" w:date="2026-01-01T00:00:00Z">
-          <w:r>
-            <w:rPr>
-              <w:rStyle w:val="Hyperlink"/>
-            </w:rPr>
-            <w:t xml:space="preserve">Definition 3 in Matrices</w:t>
-          </w:r>
-        </w:ins>
-      </w:hyperlink>
-      <w:ins w:id="72" w:author="PR Preview" w:date="2026-01-01T00:00:00Z">
-        <w:r>
-          <w:t xml:space="preserve">). For any</w:t>
-        </w:r>
-      </w:ins>
-      <w:ins w:id="73" w:author="PR Preview" w:date="2026-01-01T00:00:00Z">
-        <w:r>
-          <w:t xml:space="preserve"> </w:t>
-        </w:r>
-      </w:ins>
-      <w:ins w:id="74" w:author="PR Preview" w:date="2026-01-01T00:00:00Z">
-        <w:r>
-          <w:t xml:space="preserve">$\mathord{\smash[b]{\underset{\raise.3ex\hbox{$\scriptstyle\sim$}}{x}}\vphantom{x}}$</w:t>
-        </w:r>
-      </w:ins>
-      <w:ins w:id="75" w:author="PR Preview" w:date="2026-01-01T00:00:00Z">
-        <w:r>
-          <w:t xml:space="preserve">,</w:t>
-        </w:r>
-      </w:ins>
-    </w:p>
-    <w:p>
-      <w:pPr>
-        <w:pStyle w:val="BodyText"/>
-      </w:pPr>
-      <w:ins w:id="76" w:author="PR Preview" w:date="2026-01-01T00:00:00Z">
-        <w:r>
-          <w:t xml:space="preserve">$$
-    \begin{aligned}
-    {\mathord{\smash[b]{\underset{\raise.3ex\hbox{$\scriptstyle\sim$}}{x}}\vphantom{x}}}^{\top} \mathbf{A} \mathord{\smash[b]{\underset{\raise.3ex\hbox{$\scriptstyle\sim$}}{x}}\vphantom{x}}
-    &amp;= {\mathord{\smash[b]{\underset{\raise.3ex\hbox{$\scriptstyle\sim$}}{x}}\vphantom{x}}}^{\top}\,{\mathbf{B}}^{\top}\,\mathbf{B} \mathord{\smash[b]{\underset{\raise.3ex\hbox{$\scriptstyle\sim$}}{x}}\vphantom{x}}
-    &amp;&amp; \text{(substitute } \mathbf{A} \text{)}
-    \\
-    &amp;= {(\mathbf{B} \mathord{\smash[b]{\underset{\raise.3ex\hbox{$\scriptstyle\sim$}}{x}}\vphantom{x}})}^{\top}\,(\mathbf{B} \mathord{\smash[b]{\underset{\raise.3ex\hbox{$\scriptstyle\sim$}}{x}}\vphantom{x}})
-    &amp;&amp; \text{(}\text{Theorem~16 in Matrices}\text{, }\text{Theorem~5 in Matrices}\text{)}
-    \\
-    &amp;= \mathopen{}\left\lVert\mathbf{B} \mathord{\smash[b]{\underset{\raise.3ex\hbox{$\scriptstyle\sim$}}{x}}\vphantom{x}}\right\rVert\mathclose{}^2
-    &amp;&amp; \text{(}\text{Equation~2 in Vectors}\text{, squared)}
-    \\
-    &amp;\ge 0.
-    &amp;&amp; \text{(}\text{Theorem~1 in Inner Products and Orthogonality}\text{)}
-    \end{aligned}
     $$</w:t>
-        </w:r>
-      </w:ins>
+      </w:r>
     </w:p>
     <w:p>
       <w:pPr>
@@ -26242,7 +25803,7 @@
                   <m:nor/>
                   <m:sty m:val="p"/>
                 </m:rPr>
-                <m:t>Theorem 16 in Matrices</m:t>
+                <m:t>Theorem 17 in Matrices</m:t>
               </m:r>
               <m:r>
                 <m:rPr>
@@ -28413,185 +27974,130 @@
       <w:pPr>
         <w:pStyle w:val="FirstParagraph"/>
       </w:pPr>
-      <w:del w:id="77" w:author="PR Preview" w:date="2026-01-01T00:00:00Z">
+      <w:r>
+        <w:t xml:space="preserve">(</w:t>
+      </w:r>
+      <w:hyperlink r:id="rId86">
         <w:r>
-          <w:delText xml:space="preserve">(</w:delText>
+          <w:rPr>
+            <w:rStyle w:val="Hyperlink"/>
+          </w:rPr>
+          <w:t xml:space="preserve">Theorem 17 in Matrices</w:t>
         </w:r>
-      </w:del>
-      <w:hyperlink r:id="rId86">
-        <w:del w:id="78" w:author="PR Preview" w:date="2026-01-01T00:00:00Z">
-          <w:r>
-            <w:rPr>
-              <w:rStyle w:val="Hyperlink"/>
-            </w:rPr>
-            <w:delText xml:space="preserve">Theorem 17 in Matrices</w:delText>
-          </w:r>
-        </w:del>
       </w:hyperlink>
-      <w:del w:id="79" w:author="PR Preview" w:date="2026-01-01T00:00:00Z">
+      <w:r>
+        <w:t xml:space="preserve">, twice;</w:t>
+      </w:r>
+      <w:r>
+        <w:t xml:space="preserve"> </w:t>
+      </w:r>
+      <m:oMath>
+        <m:r>
+          <m:rPr>
+            <m:sty m:val="bi"/>
+          </m:rPr>
+          <m:t>C</m:t>
+        </m:r>
+      </m:oMath>
+      <w:r>
+        <w:t xml:space="preserve"> </w:t>
+      </w:r>
+      <w:r>
+        <w:t xml:space="preserve">symmetric;</w:t>
+      </w:r>
+      <w:r>
+        <w:t xml:space="preserve"> </w:t>
+      </w:r>
+      <w:hyperlink r:id="rId87">
         <w:r>
-          <w:delText xml:space="preserve">, twice;</w:delText>
+          <w:rPr>
+            <w:rStyle w:val="Hyperlink"/>
+          </w:rPr>
+          <w:t xml:space="preserve">Definition 3 in Matrices</w:t>
         </w:r>
-      </w:del>
-      <w:del w:id="80" w:author="PR Preview" w:date="2026-01-01T00:00:00Z">
+      </w:hyperlink>
+      <w:r>
+        <w:t xml:space="preserve">).</w:t>
+      </w:r>
+      <w:r>
+        <w:t xml:space="preserve"> </w:t>
+      </w:r>
+      <w:r>
+        <w:t xml:space="preserve">For</w:t>
+      </w:r>
+      <w:r>
+        <w:t xml:space="preserve"> </w:t>
+      </w:r>
+      <w:r>
+        <w:t xml:space="preserve">$\mathord{\smash[b]{\underset{\raise.3ex\hbox{$\scriptstyle\sim$}}{x}}\vphantom{x}}\ne \mathord{\smash[b]{\underset{\raise.3ex\hbox{$\scriptstyle\sim$}}{0}}\vphantom{0}}_k$</w:t>
+      </w:r>
+      <w:r>
+        <w:t xml:space="preserve">,</w:t>
+      </w:r>
+      <w:r>
+        <w:t xml:space="preserve"> </w:t>
+      </w:r>
+      <w:r>
+        <w:t xml:space="preserve">$\mathbf{A} \mathord{\smash[b]{\underset{\raise.3ex\hbox{$\scriptstyle\sim$}}{x}}\vphantom{x}}\ne \mathord{\smash[b]{\underset{\raise.3ex\hbox{$\scriptstyle\sim$}}{0}}\vphantom{0}}_p$</w:t>
+      </w:r>
+      <w:r>
+        <w:t xml:space="preserve">,</w:t>
+      </w:r>
+      <w:r>
+        <w:t xml:space="preserve"> </w:t>
+      </w:r>
+      <w:r>
+        <w:t xml:space="preserve">since the columns of</w:t>
+      </w:r>
+      <w:r>
+        <w:t xml:space="preserve"> </w:t>
+      </w:r>
+      <m:oMath>
+        <m:r>
+          <m:rPr>
+            <m:sty m:val="bi"/>
+          </m:rPr>
+          <m:t>A</m:t>
+        </m:r>
+      </m:oMath>
+      <w:r>
+        <w:t xml:space="preserve"> </w:t>
+      </w:r>
+      <w:r>
+        <w:t xml:space="preserve">are independent (</w:t>
+      </w:r>
+      <w:hyperlink r:id="rId70">
         <w:r>
-          <w:delText xml:space="preserve"> </w:delText>
+          <w:rPr>
+            <w:rStyle w:val="Hyperlink"/>
+          </w:rPr>
+          <w:t xml:space="preserve">Theorem 3 in Subspaces and Rank</w:t>
         </w:r>
-      </w:del>
-      <m:oMath>
-        <m:r>
-          <m:rPr>
-            <m:sty m:val="bi"/>
-          </m:rPr>
-          <m:t>C</m:t>
-        </m:r>
-      </m:oMath>
-      <w:del w:id="81" w:author="PR Preview" w:date="2026-01-01T00:00:00Z">
+      </w:hyperlink>
+      <w:r>
+        <w:t xml:space="preserve">,</w:t>
+      </w:r>
+      <w:r>
+        <w:t xml:space="preserve"> </w:t>
+      </w:r>
+      <w:hyperlink r:id="rId63">
         <w:r>
-          <w:delText xml:space="preserve"> </w:delText>
+          <w:rPr>
+            <w:rStyle w:val="Hyperlink"/>
+          </w:rPr>
+          <w:t xml:space="preserve">Definition 1 in Subspaces and Rank</w:t>
         </w:r>
-      </w:del>
-      <w:del w:id="82" w:author="PR Preview" w:date="2026-01-01T00:00:00Z">
-        <w:r>
-          <w:delText xml:space="preserve">symmetric;</w:delText>
-        </w:r>
-      </w:del>
-      <w:del w:id="83" w:author="PR Preview" w:date="2026-01-01T00:00:00Z">
-        <w:r>
-          <w:delText xml:space="preserve"> </w:delText>
-        </w:r>
-      </w:del>
-      <w:hyperlink r:id="rId87">
-        <w:del w:id="84" w:author="PR Preview" w:date="2026-01-01T00:00:00Z">
-          <w:r>
-            <w:rPr>
-              <w:rStyle w:val="Hyperlink"/>
-            </w:rPr>
-            <w:delText xml:space="preserve">Definition 3 in Matrices</w:delText>
-          </w:r>
-        </w:del>
       </w:hyperlink>
-      <w:del w:id="85" w:author="PR Preview" w:date="2026-01-01T00:00:00Z">
-        <w:r>
-          <w:delText xml:space="preserve">).</w:delText>
-        </w:r>
-      </w:del>
-      <w:del w:id="86" w:author="PR Preview" w:date="2026-01-01T00:00:00Z">
-        <w:r>
-          <w:delText xml:space="preserve"> </w:delText>
-        </w:r>
-      </w:del>
-      <w:del w:id="87" w:author="PR Preview" w:date="2026-01-01T00:00:00Z">
-        <w:r>
-          <w:delText xml:space="preserve">For</w:delText>
-        </w:r>
-      </w:del>
-      <w:del w:id="88" w:author="PR Preview" w:date="2026-01-01T00:00:00Z">
-        <w:r>
-          <w:delText xml:space="preserve"> </w:delText>
-        </w:r>
-      </w:del>
-      <w:del w:id="89" w:author="PR Preview" w:date="2026-01-01T00:00:00Z">
-        <w:r>
-          <w:delText xml:space="preserve">$\mathord{\smash[b]{\underset{\raise.3ex\hbox{$\scriptstyle\sim$}}{x}}\vphantom{x}}\ne \mathord{\smash[b]{\underset{\raise.3ex\hbox{$\scriptstyle\sim$}}{0}}\vphantom{0}}_k$</w:delText>
-        </w:r>
-      </w:del>
-      <w:del w:id="90" w:author="PR Preview" w:date="2026-01-01T00:00:00Z">
-        <w:r>
-          <w:delText xml:space="preserve">,</w:delText>
-        </w:r>
-      </w:del>
-      <w:del w:id="91" w:author="PR Preview" w:date="2026-01-01T00:00:00Z">
-        <w:r>
-          <w:delText xml:space="preserve"> </w:delText>
-        </w:r>
-      </w:del>
-      <w:del w:id="92" w:author="PR Preview" w:date="2026-01-01T00:00:00Z">
-        <w:r>
-          <w:delText xml:space="preserve">$\mathbf{A} \mathord{\smash[b]{\underset{\raise.3ex\hbox{$\scriptstyle\sim$}}{x}}\vphantom{x}}\ne \mathord{\smash[b]{\underset{\raise.3ex\hbox{$\scriptstyle\sim$}}{0}}\vphantom{0}}_p$</w:delText>
-        </w:r>
-      </w:del>
-      <w:del w:id="93" w:author="PR Preview" w:date="2026-01-01T00:00:00Z">
-        <w:r>
-          <w:delText xml:space="preserve">,</w:delText>
-        </w:r>
-      </w:del>
-      <w:del w:id="94" w:author="PR Preview" w:date="2026-01-01T00:00:00Z">
-        <w:r>
-          <w:delText xml:space="preserve"> </w:delText>
-        </w:r>
-      </w:del>
-      <w:del w:id="95" w:author="PR Preview" w:date="2026-01-01T00:00:00Z">
-        <w:r>
-          <w:delText xml:space="preserve">since the columns of</w:delText>
-        </w:r>
-      </w:del>
-      <w:del w:id="96" w:author="PR Preview" w:date="2026-01-01T00:00:00Z">
-        <w:r>
-          <w:delText xml:space="preserve"> </w:delText>
-        </w:r>
-      </w:del>
-      <m:oMath>
-        <m:r>
-          <m:rPr>
-            <m:sty m:val="bi"/>
-          </m:rPr>
-          <m:t>A</m:t>
-        </m:r>
-      </m:oMath>
-      <w:del w:id="97" w:author="PR Preview" w:date="2026-01-01T00:00:00Z">
-        <w:r>
-          <w:delText xml:space="preserve"> </w:delText>
-        </w:r>
-      </w:del>
-      <w:del w:id="98" w:author="PR Preview" w:date="2026-01-01T00:00:00Z">
-        <w:r>
-          <w:delText xml:space="preserve">are independent (</w:delText>
-        </w:r>
-      </w:del>
-      <w:hyperlink r:id="rId70">
-        <w:del w:id="99" w:author="PR Preview" w:date="2026-01-01T00:00:00Z">
-          <w:r>
-            <w:rPr>
-              <w:rStyle w:val="Hyperlink"/>
-            </w:rPr>
-            <w:delText xml:space="preserve">Theorem 3 in Subspaces and Rank</w:delText>
-          </w:r>
-        </w:del>
-      </w:hyperlink>
-      <w:del w:id="100" w:author="PR Preview" w:date="2026-01-01T00:00:00Z">
-        <w:r>
-          <w:delText xml:space="preserve">,</w:delText>
-        </w:r>
-      </w:del>
-      <w:del w:id="101" w:author="PR Preview" w:date="2026-01-01T00:00:00Z">
-        <w:r>
-          <w:delText xml:space="preserve"> </w:delText>
-        </w:r>
-      </w:del>
-      <w:hyperlink r:id="rId63">
-        <w:del w:id="102" w:author="PR Preview" w:date="2026-01-01T00:00:00Z">
-          <w:r>
-            <w:rPr>
-              <w:rStyle w:val="Hyperlink"/>
-            </w:rPr>
-            <w:delText xml:space="preserve">Definition 1 in Subspaces and Rank</w:delText>
-          </w:r>
-        </w:del>
-      </w:hyperlink>
-      <w:del w:id="103" w:author="PR Preview" w:date="2026-01-01T00:00:00Z">
-        <w:r>
-          <w:delText xml:space="preserve">), and</w:delText>
-        </w:r>
-      </w:del>
+      <w:r>
+        <w:t xml:space="preserve">), and</w:t>
+      </w:r>
     </w:p>
     <w:p>
       <w:pPr>
         <w:pStyle w:val="BodyText"/>
       </w:pPr>
-      <w:del w:id="104" w:author="PR Preview" w:date="2026-01-01T00:00:00Z">
-        <w:r>
-          <w:delText xml:space="preserve">$$
+      <w:r>
+        <w:t xml:space="preserve">$$
     \begin{aligned}
     {\mathord{\smash[b]{\underset{\raise.3ex\hbox{$\scriptstyle\sim$}}{x}}\vphantom{x}}}^{\top}\,({\mathbf{A}}^{\top} \mathbf{C} \mathbf{A})\,\mathord{\smash[b]{\underset{\raise.3ex\hbox{$\scriptstyle\sim$}}{x}}\vphantom{x}}
     &amp;= {(\mathbf{A} \mathord{\smash[b]{\underset{\raise.3ex\hbox{$\scriptstyle\sim$}}{x}}\vphantom{x}})}^{\top}\,\mathbf{C}\,(\mathbf{A} \mathord{\smash[b]{\underset{\raise.3ex\hbox{$\scriptstyle\sim$}}{x}}\vphantom{x}})
@@ -28600,28 +28106,23 @@
     &amp;&gt; 0.
     &amp;&amp; \text{(} \mathbf{C} \text{ positive definite, } \mathbf{A} \mathord{\smash[b]{\underset{\raise.3ex\hbox{$\scriptstyle\sim$}}{x}}\vphantom{x}}\ne \mathord{\smash[b]{\underset{\raise.3ex\hbox{$\scriptstyle\sim$}}{0}}\vphantom{0}}\text{)}
     \end{aligned}
-    $$</w:delText>
-        </w:r>
-      </w:del>
+    $$</w:t>
+      </w:r>
     </w:p>
     <w:p>
       <w:pPr>
         <w:pStyle w:val="FirstParagraph"/>
       </w:pPr>
-      <w:del w:id="105" w:author="PR Preview" w:date="2026-01-01T00:00:00Z">
-        <w:r>
-          <w:rPr>
-            <w:b/>
-            <w:bCs/>
-          </w:rPr>
-          <w:delText xml:space="preserve">Part 2.</w:delText>
-        </w:r>
-      </w:del>
-      <w:del w:id="106" w:author="PR Preview" w:date="2026-01-01T00:00:00Z">
-        <w:r>
-          <w:delText xml:space="preserve"> </w:delText>
-        </w:r>
-      </w:del>
+      <w:r>
+        <w:rPr>
+          <w:b/>
+          <w:bCs/>
+        </w:rPr>
+        <w:t xml:space="preserve">Part 2.</w:t>
+      </w:r>
+      <w:r>
+        <w:t xml:space="preserve"> </w:t>
+      </w:r>
       <m:oMath>
         <m:sSub>
           <m:e>
@@ -28684,31 +28185,21 @@
           </m:sub>
         </m:sSub>
       </m:oMath>
-      <w:del w:id="107" w:author="PR Preview" w:date="2026-01-01T00:00:00Z">
-        <w:r>
-          <w:delText xml:space="preserve"> </w:delText>
-        </w:r>
-      </w:del>
-      <w:del w:id="108" w:author="PR Preview" w:date="2026-01-01T00:00:00Z">
-        <w:r>
-          <w:delText xml:space="preserve">is symmetric:</w:delText>
-        </w:r>
-      </w:del>
-      <w:del w:id="109" w:author="PR Preview" w:date="2026-01-01T00:00:00Z">
-        <w:r>
-          <w:delText xml:space="preserve"> </w:delText>
-        </w:r>
-      </w:del>
-      <w:del w:id="110" w:author="PR Preview" w:date="2026-01-01T00:00:00Z">
-        <w:r>
-          <w:delText xml:space="preserve">its transpose is</w:delText>
-        </w:r>
-      </w:del>
-      <w:del w:id="111" w:author="PR Preview" w:date="2026-01-01T00:00:00Z">
-        <w:r>
-          <w:delText xml:space="preserve"> </w:delText>
-        </w:r>
-      </w:del>
+      <w:r>
+        <w:t xml:space="preserve"> </w:t>
+      </w:r>
+      <w:r>
+        <w:t xml:space="preserve">is symmetric:</w:t>
+      </w:r>
+      <w:r>
+        <w:t xml:space="preserve"> </w:t>
+      </w:r>
+      <w:r>
+        <w:t xml:space="preserve">its transpose is</w:t>
+      </w:r>
+      <w:r>
+        <w:t xml:space="preserve"> </w:t>
+      </w:r>
       <m:oMath>
         <m:sSub>
           <m:e>
@@ -28861,639 +28352,66 @@
           </m:sub>
         </m:sSub>
       </m:oMath>
-      <w:del w:id="112" w:author="PR Preview" w:date="2026-01-01T00:00:00Z">
-        <w:r>
-          <w:delText xml:space="preserve"> </w:delText>
-        </w:r>
-      </w:del>
-      <w:del w:id="113" w:author="PR Preview" w:date="2026-01-01T00:00:00Z">
-        <w:r>
-          <w:delText xml:space="preserve">(</w:delText>
-        </w:r>
-      </w:del>
+      <w:r>
+        <w:t xml:space="preserve"> </w:t>
+      </w:r>
+      <w:r>
+        <w:t xml:space="preserve">(</w:t>
+      </w:r>
       <w:hyperlink r:id="rId96">
-        <w:del w:id="114" w:author="PR Preview" w:date="2026-01-01T00:00:00Z">
-          <w:r>
-            <w:rPr>
-              <w:rStyle w:val="Hyperlink"/>
-            </w:rPr>
-            <w:delText xml:space="preserve">Theorem 16 in Matrices</w:delText>
-          </w:r>
-        </w:del>
-      </w:hyperlink>
-      <w:del w:id="115" w:author="PR Preview" w:date="2026-01-01T00:00:00Z">
-        <w:r>
-          <w:delText xml:space="preserve">,</w:delText>
-        </w:r>
-      </w:del>
-      <w:del w:id="116" w:author="PR Preview" w:date="2026-01-01T00:00:00Z">
-        <w:r>
-          <w:delText xml:space="preserve"> </w:delText>
-        </w:r>
-      </w:del>
-      <w:hyperlink r:id="rId97">
-        <w:del w:id="117" w:author="PR Preview" w:date="2026-01-01T00:00:00Z">
-          <w:r>
-            <w:rPr>
-              <w:rStyle w:val="Hyperlink"/>
-            </w:rPr>
-            <w:delText xml:space="preserve">Definition 6 in Matrices</w:delText>
-          </w:r>
-        </w:del>
-      </w:hyperlink>
-      <w:del w:id="118" w:author="PR Preview" w:date="2026-01-01T00:00:00Z">
-        <w:r>
-          <w:delText xml:space="preserve">,</w:delText>
-        </w:r>
-      </w:del>
-      <w:del w:id="119" w:author="PR Preview" w:date="2026-01-01T00:00:00Z">
-        <w:r>
-          <w:delText xml:space="preserve"> </w:delText>
-        </w:r>
-      </w:del>
-      <w:hyperlink r:id="rId87">
-        <w:del w:id="120" w:author="PR Preview" w:date="2026-01-01T00:00:00Z">
-          <w:r>
-            <w:rPr>
-              <w:rStyle w:val="Hyperlink"/>
-            </w:rPr>
-            <w:delText xml:space="preserve">Definition 3 in Matrices</w:delText>
-          </w:r>
-        </w:del>
-      </w:hyperlink>
-      <w:del w:id="121" w:author="PR Preview" w:date="2026-01-01T00:00:00Z">
-        <w:r>
-          <w:delText xml:space="preserve">).</w:delText>
-        </w:r>
-      </w:del>
-      <w:del w:id="122" w:author="PR Preview" w:date="2026-01-01T00:00:00Z">
-        <w:r>
-          <w:delText xml:space="preserve"> </w:delText>
-        </w:r>
-      </w:del>
-      <w:del w:id="123" w:author="PR Preview" w:date="2026-01-01T00:00:00Z">
-        <w:r>
-          <w:delText xml:space="preserve">For</w:delText>
-        </w:r>
-      </w:del>
-      <w:del w:id="124" w:author="PR Preview" w:date="2026-01-01T00:00:00Z">
-        <w:r>
-          <w:delText xml:space="preserve"> </w:delText>
-        </w:r>
-      </w:del>
-      <w:del w:id="125" w:author="PR Preview" w:date="2026-01-01T00:00:00Z">
-        <w:r>
-          <w:delText xml:space="preserve">$\mathord{\smash[b]{\underset{\raise.3ex\hbox{$\scriptstyle\sim$}}{x}}\vphantom{x}}\ne \mathord{\smash[b]{\underset{\raise.3ex\hbox{$\scriptstyle\sim$}}{0}}\vphantom{0}}$</w:delText>
-        </w:r>
-      </w:del>
-      <w:del w:id="126" w:author="PR Preview" w:date="2026-01-01T00:00:00Z">
-        <w:r>
-          <w:delText xml:space="preserve">,</w:delText>
-        </w:r>
-      </w:del>
-    </w:p>
-    <w:p>
-      <w:pPr>
-        <w:pStyle w:val="FirstParagraph"/>
-      </w:pPr>
-      <w:ins w:id="127" w:author="PR Preview" w:date="2026-01-01T00:00:00Z">
-        <w:r>
-          <w:t xml:space="preserve">(</w:t>
-        </w:r>
-      </w:ins>
-      <w:hyperlink r:id="rId86">
-        <w:ins w:id="128" w:author="PR Preview" w:date="2026-01-01T00:00:00Z">
-          <w:r>
-            <w:rPr>
-              <w:rStyle w:val="Hyperlink"/>
-            </w:rPr>
-            <w:t xml:space="preserve">Theorem 16 in Matrices</w:t>
-          </w:r>
-        </w:ins>
-      </w:hyperlink>
-      <w:ins w:id="129" w:author="PR Preview" w:date="2026-01-01T00:00:00Z">
-        <w:r>
-          <w:t xml:space="preserve">, twice;</w:t>
-        </w:r>
-      </w:ins>
-      <w:ins w:id="130" w:author="PR Preview" w:date="2026-01-01T00:00:00Z">
-        <w:r>
-          <w:t xml:space="preserve"> </w:t>
-        </w:r>
-      </w:ins>
-      <m:oMath>
-        <m:r>
-          <m:rPr>
-            <m:sty m:val="bi"/>
-          </m:rPr>
-          <m:t>C</m:t>
-        </m:r>
-      </m:oMath>
-      <w:ins w:id="131" w:author="PR Preview" w:date="2026-01-01T00:00:00Z">
-        <w:r>
-          <w:t xml:space="preserve"> </w:t>
-        </w:r>
-      </w:ins>
-      <w:ins w:id="132" w:author="PR Preview" w:date="2026-01-01T00:00:00Z">
-        <w:r>
-          <w:t xml:space="preserve">symmetric;</w:t>
-        </w:r>
-      </w:ins>
-      <w:ins w:id="133" w:author="PR Preview" w:date="2026-01-01T00:00:00Z">
-        <w:r>
-          <w:t xml:space="preserve"> </w:t>
-        </w:r>
-      </w:ins>
-      <w:hyperlink r:id="rId87">
-        <w:ins w:id="134" w:author="PR Preview" w:date="2026-01-01T00:00:00Z">
-          <w:r>
-            <w:rPr>
-              <w:rStyle w:val="Hyperlink"/>
-            </w:rPr>
-            <w:t xml:space="preserve">Definition 3 in Matrices</w:t>
-          </w:r>
-        </w:ins>
-      </w:hyperlink>
-      <w:ins w:id="135" w:author="PR Preview" w:date="2026-01-01T00:00:00Z">
-        <w:r>
-          <w:t xml:space="preserve">).</w:t>
-        </w:r>
-      </w:ins>
-      <w:ins w:id="136" w:author="PR Preview" w:date="2026-01-01T00:00:00Z">
-        <w:r>
-          <w:t xml:space="preserve"> </w:t>
-        </w:r>
-      </w:ins>
-      <w:ins w:id="137" w:author="PR Preview" w:date="2026-01-01T00:00:00Z">
-        <w:r>
-          <w:t xml:space="preserve">For</w:t>
-        </w:r>
-      </w:ins>
-      <w:ins w:id="138" w:author="PR Preview" w:date="2026-01-01T00:00:00Z">
-        <w:r>
-          <w:t xml:space="preserve"> </w:t>
-        </w:r>
-      </w:ins>
-      <w:ins w:id="139" w:author="PR Preview" w:date="2026-01-01T00:00:00Z">
-        <w:r>
-          <w:t xml:space="preserve">$\mathord{\smash[b]{\underset{\raise.3ex\hbox{$\scriptstyle\sim$}}{x}}\vphantom{x}}\ne \mathord{\smash[b]{\underset{\raise.3ex\hbox{$\scriptstyle\sim$}}{0}}\vphantom{0}}_k$</w:t>
-        </w:r>
-      </w:ins>
-      <w:ins w:id="140" w:author="PR Preview" w:date="2026-01-01T00:00:00Z">
-        <w:r>
-          <w:t xml:space="preserve">,</w:t>
-        </w:r>
-      </w:ins>
-      <w:ins w:id="141" w:author="PR Preview" w:date="2026-01-01T00:00:00Z">
-        <w:r>
-          <w:t xml:space="preserve"> </w:t>
-        </w:r>
-      </w:ins>
-      <w:ins w:id="142" w:author="PR Preview" w:date="2026-01-01T00:00:00Z">
-        <w:r>
-          <w:t xml:space="preserve">$\mathbf{A} \mathord{\smash[b]{\underset{\raise.3ex\hbox{$\scriptstyle\sim$}}{x}}\vphantom{x}}\ne \mathord{\smash[b]{\underset{\raise.3ex\hbox{$\scriptstyle\sim$}}{0}}\vphantom{0}}_p$</w:t>
-        </w:r>
-      </w:ins>
-      <w:ins w:id="143" w:author="PR Preview" w:date="2026-01-01T00:00:00Z">
-        <w:r>
-          <w:t xml:space="preserve">,</w:t>
-        </w:r>
-      </w:ins>
-      <w:ins w:id="144" w:author="PR Preview" w:date="2026-01-01T00:00:00Z">
-        <w:r>
-          <w:t xml:space="preserve"> </w:t>
-        </w:r>
-      </w:ins>
-      <w:ins w:id="145" w:author="PR Preview" w:date="2026-01-01T00:00:00Z">
-        <w:r>
-          <w:t xml:space="preserve">since the columns of</w:t>
-        </w:r>
-      </w:ins>
-      <w:ins w:id="146" w:author="PR Preview" w:date="2026-01-01T00:00:00Z">
-        <w:r>
-          <w:t xml:space="preserve"> </w:t>
-        </w:r>
-      </w:ins>
-      <m:oMath>
-        <m:r>
-          <m:rPr>
-            <m:sty m:val="bi"/>
-          </m:rPr>
-          <m:t>A</m:t>
-        </m:r>
-      </m:oMath>
-      <w:ins w:id="147" w:author="PR Preview" w:date="2026-01-01T00:00:00Z">
-        <w:r>
-          <w:t xml:space="preserve"> </w:t>
-        </w:r>
-      </w:ins>
-      <w:ins w:id="148" w:author="PR Preview" w:date="2026-01-01T00:00:00Z">
-        <w:r>
-          <w:t xml:space="preserve">are independent (</w:t>
-        </w:r>
-      </w:ins>
-      <w:hyperlink r:id="rId70">
-        <w:ins w:id="149" w:author="PR Preview" w:date="2026-01-01T00:00:00Z">
-          <w:r>
-            <w:rPr>
-              <w:rStyle w:val="Hyperlink"/>
-            </w:rPr>
-            <w:t xml:space="preserve">Theorem 3 in Subspaces and Rank</w:t>
-          </w:r>
-        </w:ins>
-      </w:hyperlink>
-      <w:ins w:id="150" w:author="PR Preview" w:date="2026-01-01T00:00:00Z">
-        <w:r>
-          <w:t xml:space="preserve">,</w:t>
-        </w:r>
-      </w:ins>
-      <w:ins w:id="151" w:author="PR Preview" w:date="2026-01-01T00:00:00Z">
-        <w:r>
-          <w:t xml:space="preserve"> </w:t>
-        </w:r>
-      </w:ins>
-      <w:hyperlink r:id="rId63">
-        <w:ins w:id="152" w:author="PR Preview" w:date="2026-01-01T00:00:00Z">
-          <w:r>
-            <w:rPr>
-              <w:rStyle w:val="Hyperlink"/>
-            </w:rPr>
-            <w:t xml:space="preserve">Definition 1 in Subspaces and Rank</w:t>
-          </w:r>
-        </w:ins>
-      </w:hyperlink>
-      <w:ins w:id="153" w:author="PR Preview" w:date="2026-01-01T00:00:00Z">
-        <w:r>
-          <w:t xml:space="preserve">), and</w:t>
-        </w:r>
-      </w:ins>
-    </w:p>
-    <w:p>
-      <w:pPr>
-        <w:pStyle w:val="BodyText"/>
-      </w:pPr>
-      <w:ins w:id="154" w:author="PR Preview" w:date="2026-01-01T00:00:00Z">
-        <w:r>
-          <w:t xml:space="preserve">$$
-    \begin{aligned}
-    {\mathord{\smash[b]{\underset{\raise.3ex\hbox{$\scriptstyle\sim$}}{x}}\vphantom{x}}}^{\top}\,({\mathbf{A}}^{\top} \mathbf{C} \mathbf{A})\,\mathord{\smash[b]{\underset{\raise.3ex\hbox{$\scriptstyle\sim$}}{x}}\vphantom{x}}
-    &amp;= {(\mathbf{A} \mathord{\smash[b]{\underset{\raise.3ex\hbox{$\scriptstyle\sim$}}{x}}\vphantom{x}})}^{\top}\,\mathbf{C}\,(\mathbf{A} \mathord{\smash[b]{\underset{\raise.3ex\hbox{$\scriptstyle\sim$}}{x}}\vphantom{x}})
-    &amp;&amp; \text{(}\text{Theorem~16 in Matrices}\text{, }\text{Theorem~5 in Matrices}\text{)}
-    \\
-    &amp;&gt; 0.
-    &amp;&amp; \text{(} \mathbf{C} \text{ positive definite, } \mathbf{A} \mathord{\smash[b]{\underset{\raise.3ex\hbox{$\scriptstyle\sim$}}{x}}\vphantom{x}}\ne \mathord{\smash[b]{\underset{\raise.3ex\hbox{$\scriptstyle\sim$}}{0}}\vphantom{0}}\text{)}
-    \end{aligned}
-    $$</w:t>
-        </w:r>
-      </w:ins>
-    </w:p>
-    <w:p>
-      <w:pPr>
-        <w:pStyle w:val="FirstParagraph"/>
-      </w:pPr>
-      <w:ins w:id="155" w:author="PR Preview" w:date="2026-01-01T00:00:00Z">
         <w:r>
           <w:rPr>
-            <w:b/>
-            <w:bCs/>
+            <w:rStyle w:val="Hyperlink"/>
           </w:rPr>
-          <w:t xml:space="preserve">Part 2.</w:t>
+          <w:t xml:space="preserve">Theorem 16 in Matrices</w:t>
         </w:r>
-      </w:ins>
-      <w:ins w:id="156" w:author="PR Preview" w:date="2026-01-01T00:00:00Z">
+      </w:hyperlink>
+      <w:r>
+        <w:t xml:space="preserve">,</w:t>
+      </w:r>
+      <w:r>
+        <w:t xml:space="preserve"> </w:t>
+      </w:r>
+      <w:hyperlink r:id="rId97">
         <w:r>
-          <w:t xml:space="preserve"> </w:t>
+          <w:rPr>
+            <w:rStyle w:val="Hyperlink"/>
+          </w:rPr>
+          <w:t xml:space="preserve">Definition 6 in Matrices</w:t>
         </w:r>
-      </w:ins>
-      <m:oMath>
-        <m:sSub>
-          <m:e>
-            <m:r>
-              <m:t>α</m:t>
-            </m:r>
-          </m:e>
-          <m:sub>
-            <m:r>
-              <m:t>1</m:t>
-            </m:r>
-          </m:sub>
-        </m:sSub>
-        <m:sSub>
-          <m:e>
-            <m:r>
-              <m:rPr>
-                <m:sty m:val="bi"/>
-              </m:rPr>
-              <m:t>A</m:t>
-            </m:r>
-          </m:e>
-          <m:sub>
-            <m:r>
-              <m:t>1</m:t>
-            </m:r>
-          </m:sub>
-        </m:sSub>
-        <m:r>
-          <m:rPr>
-            <m:sty m:val="p"/>
-          </m:rPr>
-          <m:t>+</m:t>
-        </m:r>
-        <m:sSub>
-          <m:e>
-            <m:r>
-              <m:t>α</m:t>
-            </m:r>
-          </m:e>
-          <m:sub>
-            <m:r>
-              <m:t>2</m:t>
-            </m:r>
-          </m:sub>
-        </m:sSub>
-        <m:sSub>
-          <m:e>
-            <m:r>
-              <m:rPr>
-                <m:sty m:val="bi"/>
-              </m:rPr>
-              <m:t>A</m:t>
-            </m:r>
-          </m:e>
-          <m:sub>
-            <m:r>
-              <m:t>2</m:t>
-            </m:r>
-          </m:sub>
-        </m:sSub>
-      </m:oMath>
-      <w:ins w:id="157" w:author="PR Preview" w:date="2026-01-01T00:00:00Z">
+      </w:hyperlink>
+      <w:r>
+        <w:t xml:space="preserve">,</w:t>
+      </w:r>
+      <w:r>
+        <w:t xml:space="preserve"> </w:t>
+      </w:r>
+      <w:hyperlink r:id="rId87">
         <w:r>
-          <w:t xml:space="preserve"> </w:t>
+          <w:rPr>
+            <w:rStyle w:val="Hyperlink"/>
+          </w:rPr>
+          <w:t xml:space="preserve">Definition 3 in Matrices</w:t>
         </w:r>
-      </w:ins>
-      <w:ins w:id="158" w:author="PR Preview" w:date="2026-01-01T00:00:00Z">
-        <w:r>
-          <w:t xml:space="preserve">is symmetric:</w:t>
-        </w:r>
-      </w:ins>
-      <w:ins w:id="159" w:author="PR Preview" w:date="2026-01-01T00:00:00Z">
-        <w:r>
-          <w:t xml:space="preserve"> </w:t>
-        </w:r>
-      </w:ins>
-      <w:ins w:id="160" w:author="PR Preview" w:date="2026-01-01T00:00:00Z">
-        <w:r>
-          <w:t xml:space="preserve">its transpose is</w:t>
-        </w:r>
-      </w:ins>
-      <w:ins w:id="161" w:author="PR Preview" w:date="2026-01-01T00:00:00Z">
-        <w:r>
-          <w:t xml:space="preserve"> </w:t>
-        </w:r>
-      </w:ins>
-      <m:oMath>
-        <m:sSub>
-          <m:e>
-            <m:r>
-              <m:t>α</m:t>
-            </m:r>
-          </m:e>
-          <m:sub>
-            <m:r>
-              <m:t>1</m:t>
-            </m:r>
-          </m:sub>
-        </m:sSub>
-        <m:sSup>
-          <m:e>
-            <m:sSub>
-              <m:e>
-                <m:r>
-                  <m:rPr>
-                    <m:sty m:val="bi"/>
-                  </m:rPr>
-                  <m:t>A</m:t>
-                </m:r>
-              </m:e>
-              <m:sub>
-                <m:r>
-                  <m:t>1</m:t>
-                </m:r>
-              </m:sub>
-            </m:sSub>
-          </m:e>
-          <m:sup>
-            <m:r>
-              <m:rPr>
-                <m:sty m:val="p"/>
-              </m:rPr>
-              <m:t>⊤</m:t>
-            </m:r>
-          </m:sup>
-        </m:sSup>
-        <m:r>
-          <m:rPr>
-            <m:sty m:val="p"/>
-          </m:rPr>
-          <m:t>+</m:t>
-        </m:r>
-        <m:sSub>
-          <m:e>
-            <m:r>
-              <m:t>α</m:t>
-            </m:r>
-          </m:e>
-          <m:sub>
-            <m:r>
-              <m:t>2</m:t>
-            </m:r>
-          </m:sub>
-        </m:sSub>
-        <m:sSup>
-          <m:e>
-            <m:sSub>
-              <m:e>
-                <m:r>
-                  <m:rPr>
-                    <m:sty m:val="bi"/>
-                  </m:rPr>
-                  <m:t>A</m:t>
-                </m:r>
-              </m:e>
-              <m:sub>
-                <m:r>
-                  <m:t>2</m:t>
-                </m:r>
-              </m:sub>
-            </m:sSub>
-          </m:e>
-          <m:sup>
-            <m:r>
-              <m:rPr>
-                <m:sty m:val="p"/>
-              </m:rPr>
-              <m:t>⊤</m:t>
-            </m:r>
-          </m:sup>
-        </m:sSup>
-        <m:r>
-          <m:rPr>
-            <m:sty m:val="p"/>
-          </m:rPr>
-          <m:t>=</m:t>
-        </m:r>
-        <m:sSub>
-          <m:e>
-            <m:r>
-              <m:t>α</m:t>
-            </m:r>
-          </m:e>
-          <m:sub>
-            <m:r>
-              <m:t>1</m:t>
-            </m:r>
-          </m:sub>
-        </m:sSub>
-        <m:sSub>
-          <m:e>
-            <m:r>
-              <m:rPr>
-                <m:sty m:val="bi"/>
-              </m:rPr>
-              <m:t>A</m:t>
-            </m:r>
-          </m:e>
-          <m:sub>
-            <m:r>
-              <m:t>1</m:t>
-            </m:r>
-          </m:sub>
-        </m:sSub>
-        <m:r>
-          <m:rPr>
-            <m:sty m:val="p"/>
-          </m:rPr>
-          <m:t>+</m:t>
-        </m:r>
-        <m:sSub>
-          <m:e>
-            <m:r>
-              <m:t>α</m:t>
-            </m:r>
-          </m:e>
-          <m:sub>
-            <m:r>
-              <m:t>2</m:t>
-            </m:r>
-          </m:sub>
-        </m:sSub>
-        <m:sSub>
-          <m:e>
-            <m:r>
-              <m:rPr>
-                <m:sty m:val="bi"/>
-              </m:rPr>
-              <m:t>A</m:t>
-            </m:r>
-          </m:e>
-          <m:sub>
-            <m:r>
-              <m:t>2</m:t>
-            </m:r>
-          </m:sub>
-        </m:sSub>
-      </m:oMath>
-      <w:ins w:id="162" w:author="PR Preview" w:date="2026-01-01T00:00:00Z">
-        <w:r>
-          <w:t xml:space="preserve"> </w:t>
-        </w:r>
-      </w:ins>
-      <w:ins w:id="163" w:author="PR Preview" w:date="2026-01-01T00:00:00Z">
-        <w:r>
-          <w:t xml:space="preserve">(</w:t>
-        </w:r>
-      </w:ins>
-      <w:hyperlink r:id="rId96">
-        <w:ins w:id="164" w:author="PR Preview" w:date="2026-01-01T00:00:00Z">
-          <w:r>
-            <w:rPr>
-              <w:rStyle w:val="Hyperlink"/>
-            </w:rPr>
-            <w:t xml:space="preserve">Theorem 15 in Matrices</w:t>
-          </w:r>
-        </w:ins>
       </w:hyperlink>
-      <w:ins w:id="165" w:author="PR Preview" w:date="2026-01-01T00:00:00Z">
-        <w:r>
-          <w:t xml:space="preserve">,</w:t>
-        </w:r>
-      </w:ins>
-      <w:ins w:id="166" w:author="PR Preview" w:date="2026-01-01T00:00:00Z">
-        <w:r>
-          <w:t xml:space="preserve"> </w:t>
-        </w:r>
-      </w:ins>
-      <w:hyperlink r:id="rId97">
-        <w:ins w:id="167" w:author="PR Preview" w:date="2026-01-01T00:00:00Z">
-          <w:r>
-            <w:rPr>
-              <w:rStyle w:val="Hyperlink"/>
-            </w:rPr>
-            <w:t xml:space="preserve">Definition 6 in Matrices</w:t>
-          </w:r>
-        </w:ins>
-      </w:hyperlink>
-      <w:ins w:id="168" w:author="PR Preview" w:date="2026-01-01T00:00:00Z">
-        <w:r>
-          <w:t xml:space="preserve">,</w:t>
-        </w:r>
-      </w:ins>
-      <w:ins w:id="169" w:author="PR Preview" w:date="2026-01-01T00:00:00Z">
-        <w:r>
-          <w:t xml:space="preserve"> </w:t>
-        </w:r>
-      </w:ins>
-      <w:hyperlink r:id="rId87">
-        <w:ins w:id="170" w:author="PR Preview" w:date="2026-01-01T00:00:00Z">
-          <w:r>
-            <w:rPr>
-              <w:rStyle w:val="Hyperlink"/>
-            </w:rPr>
-            <w:t xml:space="preserve">Definition 3 in Matrices</w:t>
-          </w:r>
-        </w:ins>
-      </w:hyperlink>
-      <w:ins w:id="171" w:author="PR Preview" w:date="2026-01-01T00:00:00Z">
-        <w:r>
-          <w:t xml:space="preserve">).</w:t>
-        </w:r>
-      </w:ins>
-      <w:ins w:id="172" w:author="PR Preview" w:date="2026-01-01T00:00:00Z">
-        <w:r>
-          <w:t xml:space="preserve"> </w:t>
-        </w:r>
-      </w:ins>
-      <w:ins w:id="173" w:author="PR Preview" w:date="2026-01-01T00:00:00Z">
-        <w:r>
-          <w:t xml:space="preserve">For</w:t>
-        </w:r>
-      </w:ins>
-      <w:ins w:id="174" w:author="PR Preview" w:date="2026-01-01T00:00:00Z">
-        <w:r>
-          <w:t xml:space="preserve"> </w:t>
-        </w:r>
-      </w:ins>
-      <w:ins w:id="175" w:author="PR Preview" w:date="2026-01-01T00:00:00Z">
-        <w:r>
-          <w:t xml:space="preserve">$\mathord{\smash[b]{\underset{\raise.3ex\hbox{$\scriptstyle\sim$}}{x}}\vphantom{x}}\ne \mathord{\smash[b]{\underset{\raise.3ex\hbox{$\scriptstyle\sim$}}{0}}\vphantom{0}}$</w:t>
-        </w:r>
-      </w:ins>
-      <w:ins w:id="176" w:author="PR Preview" w:date="2026-01-01T00:00:00Z">
-        <w:r>
-          <w:t xml:space="preserve">,</w:t>
-        </w:r>
-      </w:ins>
+      <w:r>
+        <w:t xml:space="preserve">).</w:t>
+      </w:r>
+      <w:r>
+        <w:t xml:space="preserve"> </w:t>
+      </w:r>
+      <w:r>
+        <w:t xml:space="preserve">For</w:t>
+      </w:r>
+      <w:r>
+        <w:t xml:space="preserve"> </w:t>
+      </w:r>
+      <w:r>
+        <w:t xml:space="preserve">$\mathord{\smash[b]{\underset{\raise.3ex\hbox{$\scriptstyle\sim$}}{x}}\vphantom{x}}\ne \mathord{\smash[b]{\underset{\raise.3ex\hbox{$\scriptstyle\sim$}}{0}}\vphantom{0}}$</w:t>
+      </w:r>
+      <w:r>
+        <w:t xml:space="preserve">,</w:t>
+      </w:r>
     </w:p>
     <w:p>
       <w:pPr>
@@ -31714,20 +30632,16 @@
       <w:pPr>
         <w:pStyle w:val="BodyText"/>
       </w:pPr>
-      <w:del w:id="177" w:author="PR Preview" w:date="2026-01-01T00:00:00Z">
-        <w:r>
-          <w:rPr>
-            <w:i/>
-            <w:iCs/>
-          </w:rPr>
-          <w:delText xml:space="preserve">Proof</w:delText>
-        </w:r>
-      </w:del>
-      <w:del w:id="178" w:author="PR Preview" w:date="2026-01-01T00:00:00Z">
-        <w:r>
-          <w:delText xml:space="preserve">. </w:delText>
-        </w:r>
-      </w:del>
+      <w:r>
+        <w:rPr>
+          <w:i/>
+          <w:iCs/>
+        </w:rPr>
+        <w:t xml:space="preserve">Proof</w:t>
+      </w:r>
+      <w:r>
+        <w:t xml:space="preserve">. </w:t>
+      </w:r>
       <m:oMath>
         <m:r>
           <m:rPr>
@@ -31760,31 +30674,21 @@
           </m:sub>
         </m:sSub>
       </m:oMath>
-      <w:del w:id="179" w:author="PR Preview" w:date="2026-01-01T00:00:00Z">
-        <w:r>
-          <w:delText xml:space="preserve"> </w:delText>
-        </w:r>
-      </w:del>
-      <w:del w:id="180" w:author="PR Preview" w:date="2026-01-01T00:00:00Z">
-        <w:r>
-          <w:delText xml:space="preserve">is symmetric:</w:delText>
-        </w:r>
-      </w:del>
-      <w:del w:id="181" w:author="PR Preview" w:date="2026-01-01T00:00:00Z">
-        <w:r>
-          <w:delText xml:space="preserve"> </w:delText>
-        </w:r>
-      </w:del>
-      <w:del w:id="182" w:author="PR Preview" w:date="2026-01-01T00:00:00Z">
-        <w:r>
-          <w:delText xml:space="preserve">its transpose is</w:delText>
-        </w:r>
-      </w:del>
-      <w:del w:id="183" w:author="PR Preview" w:date="2026-01-01T00:00:00Z">
-        <w:r>
-          <w:delText xml:space="preserve"> </w:delText>
-        </w:r>
-      </w:del>
+      <w:r>
+        <w:t xml:space="preserve"> </w:t>
+      </w:r>
+      <w:r>
+        <w:t xml:space="preserve">is symmetric:</w:t>
+      </w:r>
+      <w:r>
+        <w:t xml:space="preserve"> </w:t>
+      </w:r>
+      <w:r>
+        <w:t xml:space="preserve">its transpose is</w:t>
+      </w:r>
+      <w:r>
+        <w:t xml:space="preserve"> </w:t>
+      </w:r>
       <m:oMath>
         <m:sSup>
           <m:e>
@@ -31865,104 +30769,73 @@
           </m:sub>
         </m:sSub>
       </m:oMath>
-      <w:del w:id="184" w:author="PR Preview" w:date="2026-01-01T00:00:00Z">
+      <w:r>
+        <w:t xml:space="preserve"> </w:t>
+      </w:r>
+      <w:r>
+        <w:t xml:space="preserve">(</w:t>
+      </w:r>
+      <w:hyperlink r:id="rId96">
         <w:r>
-          <w:delText xml:space="preserve"> </w:delText>
+          <w:rPr>
+            <w:rStyle w:val="Hyperlink"/>
+          </w:rPr>
+          <w:t xml:space="preserve">Theorem 16 in Matrices</w:t>
         </w:r>
-      </w:del>
-      <w:del w:id="185" w:author="PR Preview" w:date="2026-01-01T00:00:00Z">
+      </w:hyperlink>
+      <w:r>
+        <w:t xml:space="preserve">,</w:t>
+      </w:r>
+      <w:r>
+        <w:t xml:space="preserve"> </w:t>
+      </w:r>
+      <w:hyperlink r:id="rId97">
         <w:r>
-          <w:delText xml:space="preserve">(</w:delText>
+          <w:rPr>
+            <w:rStyle w:val="Hyperlink"/>
+          </w:rPr>
+          <w:t xml:space="preserve">Definition 6 in Matrices</w:t>
         </w:r>
-      </w:del>
-      <w:hyperlink r:id="rId96">
-        <w:del w:id="186" w:author="PR Preview" w:date="2026-01-01T00:00:00Z">
-          <w:r>
-            <w:rPr>
-              <w:rStyle w:val="Hyperlink"/>
-            </w:rPr>
-            <w:delText xml:space="preserve">Theorem 16 in Matrices</w:delText>
-          </w:r>
-        </w:del>
       </w:hyperlink>
-      <w:del w:id="187" w:author="PR Preview" w:date="2026-01-01T00:00:00Z">
+      <w:r>
+        <w:t xml:space="preserve">,</w:t>
+      </w:r>
+      <w:r>
+        <w:t xml:space="preserve"> </w:t>
+      </w:r>
+      <w:hyperlink r:id="rId87">
         <w:r>
-          <w:delText xml:space="preserve">,</w:delText>
+          <w:rPr>
+            <w:rStyle w:val="Hyperlink"/>
+          </w:rPr>
+          <w:t xml:space="preserve">Definition 3 in Matrices</w:t>
         </w:r>
-      </w:del>
-      <w:del w:id="188" w:author="PR Preview" w:date="2026-01-01T00:00:00Z">
-        <w:r>
-          <w:delText xml:space="preserve"> </w:delText>
-        </w:r>
-      </w:del>
-      <w:hyperlink r:id="rId97">
-        <w:del w:id="189" w:author="PR Preview" w:date="2026-01-01T00:00:00Z">
-          <w:r>
-            <w:rPr>
-              <w:rStyle w:val="Hyperlink"/>
-            </w:rPr>
-            <w:delText xml:space="preserve">Definition 6 in Matrices</w:delText>
-          </w:r>
-        </w:del>
       </w:hyperlink>
-      <w:del w:id="190" w:author="PR Preview" w:date="2026-01-01T00:00:00Z">
-        <w:r>
-          <w:delText xml:space="preserve">,</w:delText>
-        </w:r>
-      </w:del>
-      <w:del w:id="191" w:author="PR Preview" w:date="2026-01-01T00:00:00Z">
-        <w:r>
-          <w:delText xml:space="preserve"> </w:delText>
-        </w:r>
-      </w:del>
-      <w:hyperlink r:id="rId87">
-        <w:del w:id="192" w:author="PR Preview" w:date="2026-01-01T00:00:00Z">
-          <w:r>
-            <w:rPr>
-              <w:rStyle w:val="Hyperlink"/>
-            </w:rPr>
-            <w:delText xml:space="preserve">Definition 3 in Matrices</w:delText>
-          </w:r>
-        </w:del>
-      </w:hyperlink>
-      <w:del w:id="193" w:author="PR Preview" w:date="2026-01-01T00:00:00Z">
-        <w:r>
-          <w:delText xml:space="preserve">).</w:delText>
-        </w:r>
-      </w:del>
-      <w:del w:id="194" w:author="PR Preview" w:date="2026-01-01T00:00:00Z">
-        <w:r>
-          <w:delText xml:space="preserve"> </w:delText>
-        </w:r>
-      </w:del>
-      <w:del w:id="195" w:author="PR Preview" w:date="2026-01-01T00:00:00Z">
-        <w:r>
-          <w:delText xml:space="preserve">For</w:delText>
-        </w:r>
-      </w:del>
-      <w:del w:id="196" w:author="PR Preview" w:date="2026-01-01T00:00:00Z">
-        <w:r>
-          <w:delText xml:space="preserve"> </w:delText>
-        </w:r>
-      </w:del>
-      <w:del w:id="197" w:author="PR Preview" w:date="2026-01-01T00:00:00Z">
-        <w:r>
-          <w:delText xml:space="preserve">$\mathord{\smash[b]{\underset{\raise.3ex\hbox{$\scriptstyle\sim$}}{x}}\vphantom{x}}\ne \mathord{\smash[b]{\underset{\raise.3ex\hbox{$\scriptstyle\sim$}}{0}}\vphantom{0}}_p$</w:delText>
-        </w:r>
-      </w:del>
-      <w:del w:id="198" w:author="PR Preview" w:date="2026-01-01T00:00:00Z">
-        <w:r>
-          <w:delText xml:space="preserve">,</w:delText>
-        </w:r>
-      </w:del>
+      <w:r>
+        <w:t xml:space="preserve">).</w:t>
+      </w:r>
+      <w:r>
+        <w:t xml:space="preserve"> </w:t>
+      </w:r>
+      <w:r>
+        <w:t xml:space="preserve">For</w:t>
+      </w:r>
+      <w:r>
+        <w:t xml:space="preserve"> </w:t>
+      </w:r>
+      <w:r>
+        <w:t xml:space="preserve">$\mathord{\smash[b]{\underset{\raise.3ex\hbox{$\scriptstyle\sim$}}{x}}\vphantom{x}}\ne \mathord{\smash[b]{\underset{\raise.3ex\hbox{$\scriptstyle\sim$}}{0}}\vphantom{0}}_p$</w:t>
+      </w:r>
+      <w:r>
+        <w:t xml:space="preserve">,</w:t>
+      </w:r>
     </w:p>
     <w:p>
       <w:pPr>
         <w:pStyle w:val="BodyText"/>
       </w:pPr>
-      <w:del w:id="199" w:author="PR Preview" w:date="2026-01-01T00:00:00Z">
-        <w:r>
-          <w:delText xml:space="preserve">$$
+      <w:r>
+        <w:t xml:space="preserve">$$
     \begin{aligned}
     {\mathord{\smash[b]{\underset{\raise.3ex\hbox{$\scriptstyle\sim$}}{x}}\vphantom{x}}}^{\top}\,(\mathbf{A} + \alpha\mathbf{I}_p)\,\mathord{\smash[b]{\underset{\raise.3ex\hbox{$\scriptstyle\sim$}}{x}}\vphantom{x}}
     &amp;= {\mathord{\smash[b]{\underset{\raise.3ex\hbox{$\scriptstyle\sim$}}{x}}\vphantom{x}}}^{\top} \mathbf{A} \mathord{\smash[b]{\underset{\raise.3ex\hbox{$\scriptstyle\sim$}}{x}}\vphantom{x}} + \alpha\,{\mathord{\smash[b]{\underset{\raise.3ex\hbox{$\scriptstyle\sim$}}{x}}\vphantom{x}}}^{\top}\,\mathbf{I}_p\,\mathord{\smash[b]{\underset{\raise.3ex\hbox{$\scriptstyle\sim$}}{x}}\vphantom{x}}
@@ -31974,277 +30847,8 @@
     &amp;&gt; 0.
     &amp;&amp; \text{(} {\mathord{\smash[b]{\underset{\raise.3ex\hbox{$\scriptstyle\sim$}}{x}}\vphantom{x}}}^{\top} \mathbf{A} \mathord{\smash[b]{\underset{\raise.3ex\hbox{$\scriptstyle\sim$}}{x}}\vphantom{x}} \ge 0, \; \alpha&gt; 0, \; \mathord{\smash[b]{\underset{\raise.3ex\hbox{$\scriptstyle\sim$}}{x}}\vphantom{x}}\ne \mathord{\smash[b]{\underset{\raise.3ex\hbox{$\scriptstyle\sim$}}{0}}\vphantom{0}}_p \text{)}
     \end{aligned}
-    $$</w:delText>
-        </w:r>
-      </w:del>
-    </w:p>
-    <w:p>
-      <w:pPr>
-        <w:pStyle w:val="BodyText"/>
-      </w:pPr>
-      <w:ins w:id="200" w:author="PR Preview" w:date="2026-01-01T00:00:00Z">
-        <w:r>
-          <w:rPr>
-            <w:i/>
-            <w:iCs/>
-          </w:rPr>
-          <w:t xml:space="preserve">Proof</w:t>
-        </w:r>
-      </w:ins>
-      <w:ins w:id="201" w:author="PR Preview" w:date="2026-01-01T00:00:00Z">
-        <w:r>
-          <w:t xml:space="preserve">. </w:t>
-        </w:r>
-      </w:ins>
-      <m:oMath>
-        <m:r>
-          <m:rPr>
-            <m:sty m:val="bi"/>
-          </m:rPr>
-          <m:t>A</m:t>
-        </m:r>
-        <m:r>
-          <m:rPr>
-            <m:sty m:val="p"/>
-          </m:rPr>
-          <m:t>+</m:t>
-        </m:r>
-        <m:r>
-          <m:t>α</m:t>
-        </m:r>
-        <m:sSub>
-          <m:e>
-            <m:r>
-              <m:rPr>
-                <m:sty m:val="bi"/>
-              </m:rPr>
-              <m:t>I</m:t>
-            </m:r>
-          </m:e>
-          <m:sub>
-            <m:r>
-              <m:t>p</m:t>
-            </m:r>
-          </m:sub>
-        </m:sSub>
-      </m:oMath>
-      <w:ins w:id="202" w:author="PR Preview" w:date="2026-01-01T00:00:00Z">
-        <w:r>
-          <w:t xml:space="preserve"> </w:t>
-        </w:r>
-      </w:ins>
-      <w:ins w:id="203" w:author="PR Preview" w:date="2026-01-01T00:00:00Z">
-        <w:r>
-          <w:t xml:space="preserve">is symmetric:</w:t>
-        </w:r>
-      </w:ins>
-      <w:ins w:id="204" w:author="PR Preview" w:date="2026-01-01T00:00:00Z">
-        <w:r>
-          <w:t xml:space="preserve"> </w:t>
-        </w:r>
-      </w:ins>
-      <w:ins w:id="205" w:author="PR Preview" w:date="2026-01-01T00:00:00Z">
-        <w:r>
-          <w:t xml:space="preserve">its transpose is</w:t>
-        </w:r>
-      </w:ins>
-      <w:ins w:id="206" w:author="PR Preview" w:date="2026-01-01T00:00:00Z">
-        <w:r>
-          <w:t xml:space="preserve"> </w:t>
-        </w:r>
-      </w:ins>
-      <m:oMath>
-        <m:sSup>
-          <m:e>
-            <m:r>
-              <m:rPr>
-                <m:sty m:val="bi"/>
-              </m:rPr>
-              <m:t>A</m:t>
-            </m:r>
-          </m:e>
-          <m:sup>
-            <m:r>
-              <m:rPr>
-                <m:sty m:val="p"/>
-              </m:rPr>
-              <m:t>⊤</m:t>
-            </m:r>
-          </m:sup>
-        </m:sSup>
-        <m:r>
-          <m:rPr>
-            <m:sty m:val="p"/>
-          </m:rPr>
-          <m:t>+</m:t>
-        </m:r>
-        <m:r>
-          <m:t>α</m:t>
-        </m:r>
-        <m:sSub>
-          <m:e>
-            <m:r>
-              <m:rPr>
-                <m:sty m:val="bi"/>
-              </m:rPr>
-              <m:t>I</m:t>
-            </m:r>
-          </m:e>
-          <m:sub>
-            <m:r>
-              <m:t>p</m:t>
-            </m:r>
-          </m:sub>
-        </m:sSub>
-        <m:r>
-          <m:rPr>
-            <m:sty m:val="p"/>
-          </m:rPr>
-          <m:t>=</m:t>
-        </m:r>
-        <m:r>
-          <m:rPr>
-            <m:sty m:val="bi"/>
-          </m:rPr>
-          <m:t>A</m:t>
-        </m:r>
-        <m:r>
-          <m:rPr>
-            <m:sty m:val="p"/>
-          </m:rPr>
-          <m:t>+</m:t>
-        </m:r>
-        <m:r>
-          <m:t>α</m:t>
-        </m:r>
-        <m:sSub>
-          <m:e>
-            <m:r>
-              <m:rPr>
-                <m:sty m:val="bi"/>
-              </m:rPr>
-              <m:t>I</m:t>
-            </m:r>
-          </m:e>
-          <m:sub>
-            <m:r>
-              <m:t>p</m:t>
-            </m:r>
-          </m:sub>
-        </m:sSub>
-      </m:oMath>
-      <w:ins w:id="207" w:author="PR Preview" w:date="2026-01-01T00:00:00Z">
-        <w:r>
-          <w:t xml:space="preserve"> </w:t>
-        </w:r>
-      </w:ins>
-      <w:ins w:id="208" w:author="PR Preview" w:date="2026-01-01T00:00:00Z">
-        <w:r>
-          <w:t xml:space="preserve">(</w:t>
-        </w:r>
-      </w:ins>
-      <w:hyperlink r:id="rId96">
-        <w:ins w:id="209" w:author="PR Preview" w:date="2026-01-01T00:00:00Z">
-          <w:r>
-            <w:rPr>
-              <w:rStyle w:val="Hyperlink"/>
-            </w:rPr>
-            <w:t xml:space="preserve">Theorem 15 in Matrices</w:t>
-          </w:r>
-        </w:ins>
-      </w:hyperlink>
-      <w:ins w:id="210" w:author="PR Preview" w:date="2026-01-01T00:00:00Z">
-        <w:r>
-          <w:t xml:space="preserve">,</w:t>
-        </w:r>
-      </w:ins>
-      <w:ins w:id="211" w:author="PR Preview" w:date="2026-01-01T00:00:00Z">
-        <w:r>
-          <w:t xml:space="preserve"> </w:t>
-        </w:r>
-      </w:ins>
-      <w:hyperlink r:id="rId97">
-        <w:ins w:id="212" w:author="PR Preview" w:date="2026-01-01T00:00:00Z">
-          <w:r>
-            <w:rPr>
-              <w:rStyle w:val="Hyperlink"/>
-            </w:rPr>
-            <w:t xml:space="preserve">Definition 6 in Matrices</w:t>
-          </w:r>
-        </w:ins>
-      </w:hyperlink>
-      <w:ins w:id="213" w:author="PR Preview" w:date="2026-01-01T00:00:00Z">
-        <w:r>
-          <w:t xml:space="preserve">,</w:t>
-        </w:r>
-      </w:ins>
-      <w:ins w:id="214" w:author="PR Preview" w:date="2026-01-01T00:00:00Z">
-        <w:r>
-          <w:t xml:space="preserve"> </w:t>
-        </w:r>
-      </w:ins>
-      <w:hyperlink r:id="rId87">
-        <w:ins w:id="215" w:author="PR Preview" w:date="2026-01-01T00:00:00Z">
-          <w:r>
-            <w:rPr>
-              <w:rStyle w:val="Hyperlink"/>
-            </w:rPr>
-            <w:t xml:space="preserve">Definition 3 in Matrices</w:t>
-          </w:r>
-        </w:ins>
-      </w:hyperlink>
-      <w:ins w:id="216" w:author="PR Preview" w:date="2026-01-01T00:00:00Z">
-        <w:r>
-          <w:t xml:space="preserve">).</w:t>
-        </w:r>
-      </w:ins>
-      <w:ins w:id="217" w:author="PR Preview" w:date="2026-01-01T00:00:00Z">
-        <w:r>
-          <w:t xml:space="preserve"> </w:t>
-        </w:r>
-      </w:ins>
-      <w:ins w:id="218" w:author="PR Preview" w:date="2026-01-01T00:00:00Z">
-        <w:r>
-          <w:t xml:space="preserve">For</w:t>
-        </w:r>
-      </w:ins>
-      <w:ins w:id="219" w:author="PR Preview" w:date="2026-01-01T00:00:00Z">
-        <w:r>
-          <w:t xml:space="preserve"> </w:t>
-        </w:r>
-      </w:ins>
-      <w:ins w:id="220" w:author="PR Preview" w:date="2026-01-01T00:00:00Z">
-        <w:r>
-          <w:t xml:space="preserve">$\mathord{\smash[b]{\underset{\raise.3ex\hbox{$\scriptstyle\sim$}}{x}}\vphantom{x}}\ne \mathord{\smash[b]{\underset{\raise.3ex\hbox{$\scriptstyle\sim$}}{0}}\vphantom{0}}_p$</w:t>
-        </w:r>
-      </w:ins>
-      <w:ins w:id="221" w:author="PR Preview" w:date="2026-01-01T00:00:00Z">
-        <w:r>
-          <w:t xml:space="preserve">,</w:t>
-        </w:r>
-      </w:ins>
-    </w:p>
-    <w:p>
-      <w:pPr>
-        <w:pStyle w:val="BodyText"/>
-      </w:pPr>
-      <w:ins w:id="222" w:author="PR Preview" w:date="2026-01-01T00:00:00Z">
-        <w:r>
-          <w:t xml:space="preserve">$$
-    \begin{aligned}
-    {\mathord{\smash[b]{\underset{\raise.3ex\hbox{$\scriptstyle\sim$}}{x}}\vphantom{x}}}^{\top}\,(\mathbf{A} + \alpha\mathbf{I}_p)\,\mathord{\smash[b]{\underset{\raise.3ex\hbox{$\scriptstyle\sim$}}{x}}\vphantom{x}}
-    &amp;= {\mathord{\smash[b]{\underset{\raise.3ex\hbox{$\scriptstyle\sim$}}{x}}\vphantom{x}}}^{\top} \mathbf{A} \mathord{\smash[b]{\underset{\raise.3ex\hbox{$\scriptstyle\sim$}}{x}}\vphantom{x}} + \alpha\,{\mathord{\smash[b]{\underset{\raise.3ex\hbox{$\scriptstyle\sim$}}{x}}\vphantom{x}}}^{\top}\,\mathbf{I}_p\,\mathord{\smash[b]{\underset{\raise.3ex\hbox{$\scriptstyle\sim$}}{x}}\vphantom{x}}
-    &amp;&amp; \text{(}\text{Theorem~6 in Matrices}\text{, }\text{Theorem~7 in Projections and Linear Systems}\text{)}
-    \\
-    &amp;= {\mathord{\smash[b]{\underset{\raise.3ex\hbox{$\scriptstyle\sim$}}{x}}\vphantom{x}}}^{\top} \mathbf{A} \mathord{\smash[b]{\underset{\raise.3ex\hbox{$\scriptstyle\sim$}}{x}}\vphantom{x}} + \alpha\,\mathopen{}\left\lVert\mathord{\smash[b]{\underset{\raise.3ex\hbox{$\scriptstyle\sim$}}{x}}\vphantom{x}}\right\rVert\mathclose{}^2
-    &amp;&amp; \text{(}\text{Theorem~7 in Matrices}\text{, }\text{Equation~2 in Vectors}\text{, squared)}
-    \\
-    &amp;&gt; 0.
-    &amp;&amp; \text{(} {\mathord{\smash[b]{\underset{\raise.3ex\hbox{$\scriptstyle\sim$}}{x}}\vphantom{x}}}^{\top} \mathbf{A} \mathord{\smash[b]{\underset{\raise.3ex\hbox{$\scriptstyle\sim$}}{x}}\vphantom{x}} \ge 0, \; \alpha&gt; 0, \; \mathord{\smash[b]{\underset{\raise.3ex\hbox{$\scriptstyle\sim$}}{x}}\vphantom{x}}\ne \mathord{\smash[b]{\underset{\raise.3ex\hbox{$\scriptstyle\sim$}}{0}}\vphantom{0}}_p \text{)}
-    \end{aligned}
     $$</w:t>
-        </w:r>
-      </w:ins>
+      </w:r>
     </w:p>
     <w:bookmarkStart w:id="102" w:name="exm-psd-plus-multiple-identity"/>
     <w:p>
@@ -37576,9 +36180,8 @@
       <w:pPr>
         <w:pStyle w:val="BodyText"/>
       </w:pPr>
-      <w:del w:id="223" w:author="PR Preview" w:date="2026-01-01T00:00:00Z">
-        <w:r>
-          <w:delText xml:space="preserve">$$
+      <w:r>
+        <w:t xml:space="preserve">$$
     \begin{aligned}
     {\mathord{\smash[b]{\underset{\raise.3ex\hbox{$\scriptstyle\sim$}}{v}}\vphantom{v}}}^{\top} \mathbf{X} \mathord{\smash[b]{\underset{\raise.3ex\hbox{$\scriptstyle\sim$}}{v}}\vphantom{v}}
     &amp;= \sum_{i=1}^{k} u_i\,(\mathbf{X} \mathord{\smash[b]{\underset{\raise.3ex\hbox{$\scriptstyle\sim$}}{v}}\vphantom{v}})_i + \sum_{i=1}^{m} w_i\,(\mathbf{X} \mathord{\smash[b]{\underset{\raise.3ex\hbox{$\scriptstyle\sim$}}{v}}\vphantom{v}})_{k+i}
@@ -37596,128 +36199,87 @@
     &amp;= {\mathord{\smash[b]{\underset{\raise.3ex\hbox{$\scriptstyle\sim$}}{u}}\vphantom{u}}}^{\top} \mathbf{A} \mathord{\smash[b]{\underset{\raise.3ex\hbox{$\scriptstyle\sim$}}{u}}\vphantom{u}} + 2\,{\mathord{\smash[b]{\underset{\raise.3ex\hbox{$\scriptstyle\sim$}}{u}}\vphantom{u}}}^{\top} \mathbf{B} \mathord{\smash[b]{\underset{\raise.3ex\hbox{$\scriptstyle\sim$}}{w}}\vphantom{w}} + {\mathord{\smash[b]{\underset{\raise.3ex\hbox{$\scriptstyle\sim$}}{w}}\vphantom{w}}}^{\top} \mathbf{C} \mathord{\smash[b]{\underset{\raise.3ex\hbox{$\scriptstyle\sim$}}{w}}\vphantom{w}}.
     &amp;&amp; \text{(combine like terms)}
     \end{aligned}
-    $$</w:delText>
-        </w:r>
-      </w:del>
+    $$</w:t>
+      </w:r>
     </w:p>
     <w:p>
       <w:pPr>
         <w:pStyle w:val="FirstParagraph"/>
       </w:pPr>
-      <w:del w:id="224" w:author="PR Preview" w:date="2026-01-01T00:00:00Z">
+      <w:r>
+        <w:rPr>
+          <w:b/>
+          <w:bCs/>
+        </w:rPr>
+        <w:t xml:space="preserve">Completing the square.</w:t>
+      </w:r>
+      <w:r>
+        <w:t xml:space="preserve"> </w:t>
+      </w:r>
+      <w:r>
+        <w:t xml:space="preserve">Write</w:t>
+      </w:r>
+      <w:r>
+        <w:t xml:space="preserve"> </w:t>
+      </w:r>
+      <w:r>
+        <w:t xml:space="preserve">$\mathord{\smash[b]{\underset{\raise.3ex\hbox{$\scriptstyle\sim$}}{d}}\vphantom{d}} \stackrel{\text{def}}{=}\mathbf{A}^{-1} \mathbf{B} \mathord{\smash[b]{\underset{\raise.3ex\hbox{$\scriptstyle\sim$}}{w}}\vphantom{w}}$</w:t>
+      </w:r>
+      <w:r>
+        <w:t xml:space="preserve">, so</w:t>
+      </w:r>
+      <w:r>
+        <w:t xml:space="preserve"> </w:t>
+      </w:r>
+      <w:r>
+        <w:t xml:space="preserve">$\mathord{\smash[b]{\underset{\raise.3ex\hbox{$\scriptstyle\sim$}}{z}}\vphantom{z}} = \mathord{\smash[b]{\underset{\raise.3ex\hbox{$\scriptstyle\sim$}}{u}}\vphantom{u}} + \mathord{\smash[b]{\underset{\raise.3ex\hbox{$\scriptstyle\sim$}}{d}}\vphantom{d}}$</w:t>
+      </w:r>
+      <w:r>
+        <w:t xml:space="preserve"> </w:t>
+      </w:r>
+      <w:r>
+        <w:t xml:space="preserve">and</w:t>
+      </w:r>
+      <w:r>
+        <w:t xml:space="preserve"> </w:t>
+      </w:r>
+      <w:r>
+        <w:t xml:space="preserve">$\mathbf{A} \mathord{\smash[b]{\underset{\raise.3ex\hbox{$\scriptstyle\sim$}}{d}}\vphantom{d}} = \mathbf{B} \mathord{\smash[b]{\underset{\raise.3ex\hbox{$\scriptstyle\sim$}}{w}}\vphantom{w}}$</w:t>
+      </w:r>
+      <w:r>
+        <w:t xml:space="preserve"> </w:t>
+      </w:r>
+      <w:r>
+        <w:t xml:space="preserve">(</w:t>
+      </w:r>
+      <w:hyperlink r:id="rId60">
         <w:r>
           <w:rPr>
-            <w:b/>
-            <w:bCs/>
+            <w:rStyle w:val="Hyperlink"/>
           </w:rPr>
-          <w:delText xml:space="preserve">Completing the square.</w:delText>
+          <w:t xml:space="preserve">Theorem 5 in Matrices</w:t>
         </w:r>
-      </w:del>
-      <w:del w:id="225" w:author="PR Preview" w:date="2026-01-01T00:00:00Z">
+      </w:hyperlink>
+      <w:r>
+        <w:t xml:space="preserve">, 2,</w:t>
+      </w:r>
+      <w:r>
+        <w:t xml:space="preserve"> </w:t>
+      </w:r>
+      <w:hyperlink r:id="rId57">
         <w:r>
-          <w:delText xml:space="preserve"> </w:delText>
+          <w:rPr>
+            <w:rStyle w:val="Hyperlink"/>
+          </w:rPr>
+          <w:t xml:space="preserve">Theorem 8 in Matrices</w:t>
         </w:r>
-      </w:del>
-      <w:del w:id="226" w:author="PR Preview" w:date="2026-01-01T00:00:00Z">
-        <w:r>
-          <w:delText xml:space="preserve">Write</w:delText>
-        </w:r>
-      </w:del>
-      <w:del w:id="227" w:author="PR Preview" w:date="2026-01-01T00:00:00Z">
-        <w:r>
-          <w:delText xml:space="preserve"> </w:delText>
-        </w:r>
-      </w:del>
-      <w:del w:id="228" w:author="PR Preview" w:date="2026-01-01T00:00:00Z">
-        <w:r>
-          <w:delText xml:space="preserve">$\mathord{\smash[b]{\underset{\raise.3ex\hbox{$\scriptstyle\sim$}}{d}}\vphantom{d}} \stackrel{\text{def}}{=}\mathbf{A}^{-1} \mathbf{B} \mathord{\smash[b]{\underset{\raise.3ex\hbox{$\scriptstyle\sim$}}{w}}\vphantom{w}}$</w:delText>
-        </w:r>
-      </w:del>
-      <w:del w:id="229" w:author="PR Preview" w:date="2026-01-01T00:00:00Z">
-        <w:r>
-          <w:delText xml:space="preserve">, so</w:delText>
-        </w:r>
-      </w:del>
-      <w:del w:id="230" w:author="PR Preview" w:date="2026-01-01T00:00:00Z">
-        <w:r>
-          <w:delText xml:space="preserve"> </w:delText>
-        </w:r>
-      </w:del>
-      <w:del w:id="231" w:author="PR Preview" w:date="2026-01-01T00:00:00Z">
-        <w:r>
-          <w:delText xml:space="preserve">$\mathord{\smash[b]{\underset{\raise.3ex\hbox{$\scriptstyle\sim$}}{z}}\vphantom{z}} = \mathord{\smash[b]{\underset{\raise.3ex\hbox{$\scriptstyle\sim$}}{u}}\vphantom{u}} + \mathord{\smash[b]{\underset{\raise.3ex\hbox{$\scriptstyle\sim$}}{d}}\vphantom{d}}$</w:delText>
-        </w:r>
-      </w:del>
-      <w:del w:id="232" w:author="PR Preview" w:date="2026-01-01T00:00:00Z">
-        <w:r>
-          <w:delText xml:space="preserve"> </w:delText>
-        </w:r>
-      </w:del>
-      <w:del w:id="233" w:author="PR Preview" w:date="2026-01-01T00:00:00Z">
-        <w:r>
-          <w:delText xml:space="preserve">and</w:delText>
-        </w:r>
-      </w:del>
-      <w:del w:id="234" w:author="PR Preview" w:date="2026-01-01T00:00:00Z">
-        <w:r>
-          <w:delText xml:space="preserve"> </w:delText>
-        </w:r>
-      </w:del>
-      <w:del w:id="235" w:author="PR Preview" w:date="2026-01-01T00:00:00Z">
-        <w:r>
-          <w:delText xml:space="preserve">$\mathbf{A} \mathord{\smash[b]{\underset{\raise.3ex\hbox{$\scriptstyle\sim$}}{d}}\vphantom{d}} = \mathbf{B} \mathord{\smash[b]{\underset{\raise.3ex\hbox{$\scriptstyle\sim$}}{w}}\vphantom{w}}$</w:delText>
-        </w:r>
-      </w:del>
-      <w:del w:id="236" w:author="PR Preview" w:date="2026-01-01T00:00:00Z">
-        <w:r>
-          <w:delText xml:space="preserve"> </w:delText>
-        </w:r>
-      </w:del>
-      <w:del w:id="237" w:author="PR Preview" w:date="2026-01-01T00:00:00Z">
-        <w:r>
-          <w:delText xml:space="preserve">(</w:delText>
-        </w:r>
-      </w:del>
-      <w:hyperlink r:id="rId60">
-        <w:del w:id="238" w:author="PR Preview" w:date="2026-01-01T00:00:00Z">
-          <w:r>
-            <w:rPr>
-              <w:rStyle w:val="Hyperlink"/>
-            </w:rPr>
-            <w:delText xml:space="preserve">Theorem 5 in Matrices</w:delText>
-          </w:r>
-        </w:del>
       </w:hyperlink>
-      <w:del w:id="239" w:author="PR Preview" w:date="2026-01-01T00:00:00Z">
-        <w:r>
-          <w:delText xml:space="preserve">, 2,</w:delText>
-        </w:r>
-      </w:del>
-      <w:del w:id="240" w:author="PR Preview" w:date="2026-01-01T00:00:00Z">
-        <w:r>
-          <w:delText xml:space="preserve"> </w:delText>
-        </w:r>
-      </w:del>
-      <w:hyperlink r:id="rId57">
-        <w:del w:id="241" w:author="PR Preview" w:date="2026-01-01T00:00:00Z">
-          <w:r>
-            <w:rPr>
-              <w:rStyle w:val="Hyperlink"/>
-            </w:rPr>
-            <w:delText xml:space="preserve">Theorem 8 in Matrices</w:delText>
-          </w:r>
-        </w:del>
-      </w:hyperlink>
-      <w:del w:id="242" w:author="PR Preview" w:date="2026-01-01T00:00:00Z">
-        <w:r>
-          <w:delText xml:space="preserve">);</w:delText>
-        </w:r>
-      </w:del>
-      <w:del w:id="243" w:author="PR Preview" w:date="2026-01-01T00:00:00Z">
-        <w:r>
-          <w:delText xml:space="preserve"> </w:delText>
-        </w:r>
-      </w:del>
+      <w:r>
+        <w:t xml:space="preserve">);</w:t>
+      </w:r>
+      <w:r>
+        <w:t xml:space="preserve"> </w:t>
+      </w:r>
       <m:oMath>
         <m:sSup>
           <m:e>
@@ -37741,39 +36303,30 @@
           </m:sup>
         </m:sSup>
       </m:oMath>
-      <w:del w:id="244" w:author="PR Preview" w:date="2026-01-01T00:00:00Z">
+      <w:r>
+        <w:t xml:space="preserve"> </w:t>
+      </w:r>
+      <w:r>
+        <w:t xml:space="preserve">is symmetric (</w:t>
+      </w:r>
+      <w:hyperlink r:id="rId115">
         <w:r>
-          <w:delText xml:space="preserve"> </w:delText>
+          <w:rPr>
+            <w:rStyle w:val="Hyperlink"/>
+          </w:rPr>
+          <w:t xml:space="preserve">Corollary 1 in Special Matrices and Decompositions</w:t>
         </w:r>
-      </w:del>
-      <w:del w:id="245" w:author="PR Preview" w:date="2026-01-01T00:00:00Z">
-        <w:r>
-          <w:delText xml:space="preserve">is symmetric (</w:delText>
-        </w:r>
-      </w:del>
-      <w:hyperlink r:id="rId115">
-        <w:del w:id="246" w:author="PR Preview" w:date="2026-01-01T00:00:00Z">
-          <w:r>
-            <w:rPr>
-              <w:rStyle w:val="Hyperlink"/>
-            </w:rPr>
-            <w:delText xml:space="preserve">Corollary 1 in Special Matrices and Decompositions</w:delText>
-          </w:r>
-        </w:del>
       </w:hyperlink>
-      <w:del w:id="247" w:author="PR Preview" w:date="2026-01-01T00:00:00Z">
-        <w:r>
-          <w:delText xml:space="preserve">). Then</w:delText>
-        </w:r>
-      </w:del>
+      <w:r>
+        <w:t xml:space="preserve">). Then</w:t>
+      </w:r>
     </w:p>
     <w:p>
       <w:pPr>
         <w:pStyle w:val="BodyText"/>
       </w:pPr>
-      <w:del w:id="248" w:author="PR Preview" w:date="2026-01-01T00:00:00Z">
-        <w:r>
-          <w:delText xml:space="preserve">$$
+      <w:r>
+        <w:t xml:space="preserve">$$
     \begin{aligned}
     {\mathord{\smash[b]{\underset{\raise.3ex\hbox{$\scriptstyle\sim$}}{z}}\vphantom{z}}}^{\top} \mathbf{A} \mathord{\smash[b]{\underset{\raise.3ex\hbox{$\scriptstyle\sim$}}{z}}\vphantom{z}}
     &amp;= (\mathord{\smash[b]{\underset{\raise.3ex\hbox{$\scriptstyle\sim$}}{u}}\vphantom{u}} + \mathord{\smash[b]{\underset{\raise.3ex\hbox{$\scriptstyle\sim$}}{d}}\vphantom{d}}) \cdot \mathbf{A}\,(\mathord{\smash[b]{\underset{\raise.3ex\hbox{$\scriptstyle\sim$}}{u}}\vphantom{u}} + \mathord{\smash[b]{\underset{\raise.3ex\hbox{$\scriptstyle\sim$}}{d}}\vphantom{d}})
@@ -37797,238 +36350,8 @@
     &amp;= {\mathord{\smash[b]{\underset{\raise.3ex\hbox{$\scriptstyle\sim$}}{u}}\vphantom{u}}}^{\top} \mathbf{A} \mathord{\smash[b]{\underset{\raise.3ex\hbox{$\scriptstyle\sim$}}{u}}\vphantom{u}} + 2\,{\mathord{\smash[b]{\underset{\raise.3ex\hbox{$\scriptstyle\sim$}}{u}}\vphantom{u}}}^{\top} \mathbf{B} \mathord{\smash[b]{\underset{\raise.3ex\hbox{$\scriptstyle\sim$}}{w}}\vphantom{w}} + {\mathord{\smash[b]{\underset{\raise.3ex\hbox{$\scriptstyle\sim$}}{w}}\vphantom{w}}}^{\top}\,{\mathbf{B}}^{\top} \mathbf{A}^{-1} \mathbf{B} \mathord{\smash[b]{\underset{\raise.3ex\hbox{$\scriptstyle\sim$}}{w}}\vphantom{w}},
     &amp;&amp; \text{(} {\mathord{\smash[b]{\underset{\raise.3ex\hbox{$\scriptstyle\sim$}}{d}}\vphantom{d}}}^{\top} = {\mathord{\smash[b]{\underset{\raise.3ex\hbox{$\scriptstyle\sim$}}{w}}\vphantom{w}}}^{\top} {\mathbf{B}}^{\top} \mathbf{A}^{-1} \text{, }\text{Theorem~17 in Matrices}\text{, }\text{Corollary~1 in Special Matrices and Decompositions}\text{)}
     \end{aligned}
-    $$</w:delText>
-        </w:r>
-      </w:del>
-    </w:p>
-    <w:p>
-      <w:pPr>
-        <w:pStyle w:val="BodyText"/>
-      </w:pPr>
-      <w:ins w:id="249" w:author="PR Preview" w:date="2026-01-01T00:00:00Z">
-        <w:r>
-          <w:t xml:space="preserve">$$
-    \begin{aligned}
-    {\mathord{\smash[b]{\underset{\raise.3ex\hbox{$\scriptstyle\sim$}}{v}}\vphantom{v}}}^{\top} \mathbf{X} \mathord{\smash[b]{\underset{\raise.3ex\hbox{$\scriptstyle\sim$}}{v}}\vphantom{v}}
-    &amp;= \sum_{i=1}^{k} u_i\,(\mathbf{X} \mathord{\smash[b]{\underset{\raise.3ex\hbox{$\scriptstyle\sim$}}{v}}\vphantom{v}})_i + \sum_{i=1}^{m} w_i\,(\mathbf{X} \mathord{\smash[b]{\underset{\raise.3ex\hbox{$\scriptstyle\sim$}}{v}}\vphantom{v}})_{k+i}
-    &amp;&amp; \text{(}\text{Definition~8 in Vectors}\text{, split the sum at } k \text{)}
-    \\
-    &amp;= \mathord{\smash[b]{\underset{\raise.3ex\hbox{$\scriptstyle\sim$}}{u}}\vphantom{u}} \cdot (\mathbf{A} \mathord{\smash[b]{\underset{\raise.3ex\hbox{$\scriptstyle\sim$}}{u}}\vphantom{u}} + \mathbf{B} \mathord{\smash[b]{\underset{\raise.3ex\hbox{$\scriptstyle\sim$}}{w}}\vphantom{w}}) + \mathord{\smash[b]{\underset{\raise.3ex\hbox{$\scriptstyle\sim$}}{w}}\vphantom{w}} \cdot ({\mathbf{B}}^{\top} \mathord{\smash[b]{\underset{\raise.3ex\hbox{$\scriptstyle\sim$}}{u}}\vphantom{u}} + \mathbf{C} \mathord{\smash[b]{\underset{\raise.3ex\hbox{$\scriptstyle\sim$}}{w}}\vphantom{w}})
-    &amp;&amp; \text{(the blocks of } \mathbf{X} \mathord{\smash[b]{\underset{\raise.3ex\hbox{$\scriptstyle\sim$}}{v}}\vphantom{v}} \text{)}
-    \\
-    &amp;= {\mathord{\smash[b]{\underset{\raise.3ex\hbox{$\scriptstyle\sim$}}{u}}\vphantom{u}}}^{\top} \mathbf{A} \mathord{\smash[b]{\underset{\raise.3ex\hbox{$\scriptstyle\sim$}}{u}}\vphantom{u}} + {\mathord{\smash[b]{\underset{\raise.3ex\hbox{$\scriptstyle\sim$}}{u}}\vphantom{u}}}^{\top} \mathbf{B} \mathord{\smash[b]{\underset{\raise.3ex\hbox{$\scriptstyle\sim$}}{w}}\vphantom{w}} + {\mathord{\smash[b]{\underset{\raise.3ex\hbox{$\scriptstyle\sim$}}{w}}\vphantom{w}}}^{\top} {\mathbf{B}}^{\top} \mathord{\smash[b]{\underset{\raise.3ex\hbox{$\scriptstyle\sim$}}{u}}\vphantom{u}} + {\mathord{\smash[b]{\underset{\raise.3ex\hbox{$\scriptstyle\sim$}}{w}}\vphantom{w}}}^{\top} \mathbf{C} \mathord{\smash[b]{\underset{\raise.3ex\hbox{$\scriptstyle\sim$}}{w}}\vphantom{w}}
-    &amp;&amp; \text{(}\text{Theorem~5 in Direct Sums and Orthogonal Complements}\text{)}
-    \\
-    &amp;= {\mathord{\smash[b]{\underset{\raise.3ex\hbox{$\scriptstyle\sim$}}{u}}\vphantom{u}}}^{\top} \mathbf{A} \mathord{\smash[b]{\underset{\raise.3ex\hbox{$\scriptstyle\sim$}}{u}}\vphantom{u}} + {\mathord{\smash[b]{\underset{\raise.3ex\hbox{$\scriptstyle\sim$}}{u}}\vphantom{u}}}^{\top} \mathbf{B} \mathord{\smash[b]{\underset{\raise.3ex\hbox{$\scriptstyle\sim$}}{w}}\vphantom{w}} + {\mathord{\smash[b]{\underset{\raise.3ex\hbox{$\scriptstyle\sim$}}{u}}\vphantom{u}}}^{\top} \mathbf{B} \mathord{\smash[b]{\underset{\raise.3ex\hbox{$\scriptstyle\sim$}}{w}}\vphantom{w}} + {\mathord{\smash[b]{\underset{\raise.3ex\hbox{$\scriptstyle\sim$}}{w}}\vphantom{w}}}^{\top} \mathbf{C} \mathord{\smash[b]{\underset{\raise.3ex\hbox{$\scriptstyle\sim$}}{w}}\vphantom{w}}
-    &amp;&amp; \text{(} {\mathord{\smash[b]{\underset{\raise.3ex\hbox{$\scriptstyle\sim$}}{w}}\vphantom{w}}}^{\top} {\mathbf{B}}^{\top} \mathord{\smash[b]{\underset{\raise.3ex\hbox{$\scriptstyle\sim$}}{u}}\vphantom{u}} = {\mathopen{}\left({\mathord{\smash[b]{\underset{\raise.3ex\hbox{$\scriptstyle\sim$}}{w}}\vphantom{w}}}^{\top} {\mathbf{B}}^{\top} \mathord{\smash[b]{\underset{\raise.3ex\hbox{$\scriptstyle\sim$}}{u}}\vphantom{u}}\right)\mathclose{}}^{\top} \text{, which equals } {\mathord{\smash[b]{\underset{\raise.3ex\hbox{$\scriptstyle\sim$}}{u}}\vphantom{u}}}^{\top} \mathbf{B} \mathord{\smash[b]{\underset{\raise.3ex\hbox{$\scriptstyle\sim$}}{w}}\vphantom{w}} \text{; } 1 \times 1 \text{, }\text{Definition~3 in Matrices}\text{, }\text{Theorem~16 in Matrices}\text{)}
-    \\
-    &amp;= {\mathord{\smash[b]{\underset{\raise.3ex\hbox{$\scriptstyle\sim$}}{u}}\vphantom{u}}}^{\top} \mathbf{A} \mathord{\smash[b]{\underset{\raise.3ex\hbox{$\scriptstyle\sim$}}{u}}\vphantom{u}} + 2\,{\mathord{\smash[b]{\underset{\raise.3ex\hbox{$\scriptstyle\sim$}}{u}}\vphantom{u}}}^{\top} \mathbf{B} \mathord{\smash[b]{\underset{\raise.3ex\hbox{$\scriptstyle\sim$}}{w}}\vphantom{w}} + {\mathord{\smash[b]{\underset{\raise.3ex\hbox{$\scriptstyle\sim$}}{w}}\vphantom{w}}}^{\top} \mathbf{C} \mathord{\smash[b]{\underset{\raise.3ex\hbox{$\scriptstyle\sim$}}{w}}\vphantom{w}}.
-    &amp;&amp; \text{(combine like terms)}
-    \end{aligned}
     $$</w:t>
-        </w:r>
-      </w:ins>
-    </w:p>
-    <w:p>
-      <w:pPr>
-        <w:pStyle w:val="FirstParagraph"/>
-      </w:pPr>
-      <w:ins w:id="250" w:author="PR Preview" w:date="2026-01-01T00:00:00Z">
-        <w:r>
-          <w:rPr>
-            <w:b/>
-            <w:bCs/>
-          </w:rPr>
-          <w:t xml:space="preserve">Completing the square.</w:t>
-        </w:r>
-      </w:ins>
-      <w:ins w:id="251" w:author="PR Preview" w:date="2026-01-01T00:00:00Z">
-        <w:r>
-          <w:t xml:space="preserve"> </w:t>
-        </w:r>
-      </w:ins>
-      <w:ins w:id="252" w:author="PR Preview" w:date="2026-01-01T00:00:00Z">
-        <w:r>
-          <w:t xml:space="preserve">Write</w:t>
-        </w:r>
-      </w:ins>
-      <w:ins w:id="253" w:author="PR Preview" w:date="2026-01-01T00:00:00Z">
-        <w:r>
-          <w:t xml:space="preserve"> </w:t>
-        </w:r>
-      </w:ins>
-      <w:ins w:id="254" w:author="PR Preview" w:date="2026-01-01T00:00:00Z">
-        <w:r>
-          <w:t xml:space="preserve">$\mathord{\smash[b]{\underset{\raise.3ex\hbox{$\scriptstyle\sim$}}{d}}\vphantom{d}} \stackrel{\text{def}}{=}\mathbf{A}^{-1} \mathbf{B} \mathord{\smash[b]{\underset{\raise.3ex\hbox{$\scriptstyle\sim$}}{w}}\vphantom{w}}$</w:t>
-        </w:r>
-      </w:ins>
-      <w:ins w:id="255" w:author="PR Preview" w:date="2026-01-01T00:00:00Z">
-        <w:r>
-          <w:t xml:space="preserve">, so</w:t>
-        </w:r>
-      </w:ins>
-      <w:ins w:id="256" w:author="PR Preview" w:date="2026-01-01T00:00:00Z">
-        <w:r>
-          <w:t xml:space="preserve"> </w:t>
-        </w:r>
-      </w:ins>
-      <w:ins w:id="257" w:author="PR Preview" w:date="2026-01-01T00:00:00Z">
-        <w:r>
-          <w:t xml:space="preserve">$\mathord{\smash[b]{\underset{\raise.3ex\hbox{$\scriptstyle\sim$}}{z}}\vphantom{z}} = \mathord{\smash[b]{\underset{\raise.3ex\hbox{$\scriptstyle\sim$}}{u}}\vphantom{u}} + \mathord{\smash[b]{\underset{\raise.3ex\hbox{$\scriptstyle\sim$}}{d}}\vphantom{d}}$</w:t>
-        </w:r>
-      </w:ins>
-      <w:ins w:id="258" w:author="PR Preview" w:date="2026-01-01T00:00:00Z">
-        <w:r>
-          <w:t xml:space="preserve"> </w:t>
-        </w:r>
-      </w:ins>
-      <w:ins w:id="259" w:author="PR Preview" w:date="2026-01-01T00:00:00Z">
-        <w:r>
-          <w:t xml:space="preserve">and</w:t>
-        </w:r>
-      </w:ins>
-      <w:ins w:id="260" w:author="PR Preview" w:date="2026-01-01T00:00:00Z">
-        <w:r>
-          <w:t xml:space="preserve"> </w:t>
-        </w:r>
-      </w:ins>
-      <w:ins w:id="261" w:author="PR Preview" w:date="2026-01-01T00:00:00Z">
-        <w:r>
-          <w:t xml:space="preserve">$\mathbf{A} \mathord{\smash[b]{\underset{\raise.3ex\hbox{$\scriptstyle\sim$}}{d}}\vphantom{d}} = \mathbf{B} \mathord{\smash[b]{\underset{\raise.3ex\hbox{$\scriptstyle\sim$}}{w}}\vphantom{w}}$</w:t>
-        </w:r>
-      </w:ins>
-      <w:ins w:id="262" w:author="PR Preview" w:date="2026-01-01T00:00:00Z">
-        <w:r>
-          <w:t xml:space="preserve"> </w:t>
-        </w:r>
-      </w:ins>
-      <w:ins w:id="263" w:author="PR Preview" w:date="2026-01-01T00:00:00Z">
-        <w:r>
-          <w:t xml:space="preserve">(</w:t>
-        </w:r>
-      </w:ins>
-      <w:hyperlink r:id="rId60">
-        <w:ins w:id="264" w:author="PR Preview" w:date="2026-01-01T00:00:00Z">
-          <w:r>
-            <w:rPr>
-              <w:rStyle w:val="Hyperlink"/>
-            </w:rPr>
-            <w:t xml:space="preserve">Theorem 5 in Matrices</w:t>
-          </w:r>
-        </w:ins>
-      </w:hyperlink>
-      <w:ins w:id="265" w:author="PR Preview" w:date="2026-01-01T00:00:00Z">
-        <w:r>
-          <w:t xml:space="preserve">, 2,</w:t>
-        </w:r>
-      </w:ins>
-      <w:ins w:id="266" w:author="PR Preview" w:date="2026-01-01T00:00:00Z">
-        <w:r>
-          <w:t xml:space="preserve"> </w:t>
-        </w:r>
-      </w:ins>
-      <w:hyperlink r:id="rId57">
-        <w:ins w:id="267" w:author="PR Preview" w:date="2026-01-01T00:00:00Z">
-          <w:r>
-            <w:rPr>
-              <w:rStyle w:val="Hyperlink"/>
-            </w:rPr>
-            <w:t xml:space="preserve">Theorem 7 in Matrices</w:t>
-          </w:r>
-        </w:ins>
-      </w:hyperlink>
-      <w:ins w:id="268" w:author="PR Preview" w:date="2026-01-01T00:00:00Z">
-        <w:r>
-          <w:t xml:space="preserve">);</w:t>
-        </w:r>
-      </w:ins>
-      <w:ins w:id="269" w:author="PR Preview" w:date="2026-01-01T00:00:00Z">
-        <w:r>
-          <w:t xml:space="preserve"> </w:t>
-        </w:r>
-      </w:ins>
-      <m:oMath>
-        <m:sSup>
-          <m:e>
-            <m:r>
-              <m:rPr>
-                <m:sty m:val="bi"/>
-              </m:rPr>
-              <m:t>A</m:t>
-            </m:r>
-          </m:e>
-          <m:sup>
-            <m:r>
-              <m:rPr>
-                <m:sty m:val="p"/>
-              </m:rPr>
-              <m:t>−</m:t>
-            </m:r>
-            <m:r>
-              <m:t>1</m:t>
-            </m:r>
-          </m:sup>
-        </m:sSup>
-      </m:oMath>
-      <w:ins w:id="270" w:author="PR Preview" w:date="2026-01-01T00:00:00Z">
-        <w:r>
-          <w:t xml:space="preserve"> </w:t>
-        </w:r>
-      </w:ins>
-      <w:ins w:id="271" w:author="PR Preview" w:date="2026-01-01T00:00:00Z">
-        <w:r>
-          <w:t xml:space="preserve">is symmetric (</w:t>
-        </w:r>
-      </w:ins>
-      <w:hyperlink r:id="rId115">
-        <w:ins w:id="272" w:author="PR Preview" w:date="2026-01-01T00:00:00Z">
-          <w:r>
-            <w:rPr>
-              <w:rStyle w:val="Hyperlink"/>
-            </w:rPr>
-            <w:t xml:space="preserve">Corollary 1 in Special Matrices and Decompositions</w:t>
-          </w:r>
-        </w:ins>
-      </w:hyperlink>
-      <w:ins w:id="273" w:author="PR Preview" w:date="2026-01-01T00:00:00Z">
-        <w:r>
-          <w:t xml:space="preserve">). Then</w:t>
-        </w:r>
-      </w:ins>
-    </w:p>
-    <w:p>
-      <w:pPr>
-        <w:pStyle w:val="BodyText"/>
-      </w:pPr>
-      <w:ins w:id="274" w:author="PR Preview" w:date="2026-01-01T00:00:00Z">
-        <w:r>
-          <w:t xml:space="preserve">$$
-    \begin{aligned}
-    {\mathord{\smash[b]{\underset{\raise.3ex\hbox{$\scriptstyle\sim$}}{z}}\vphantom{z}}}^{\top} \mathbf{A} \mathord{\smash[b]{\underset{\raise.3ex\hbox{$\scriptstyle\sim$}}{z}}\vphantom{z}}
-    &amp;= (\mathord{\smash[b]{\underset{\raise.3ex\hbox{$\scriptstyle\sim$}}{u}}\vphantom{u}} + \mathord{\smash[b]{\underset{\raise.3ex\hbox{$\scriptstyle\sim$}}{d}}\vphantom{d}}) \cdot \mathbf{A}\,(\mathord{\smash[b]{\underset{\raise.3ex\hbox{$\scriptstyle\sim$}}{u}}\vphantom{u}} + \mathord{\smash[b]{\underset{\raise.3ex\hbox{$\scriptstyle\sim$}}{d}}\vphantom{d}})
-    &amp;&amp; \text{(substitute } \mathord{\smash[b]{\underset{\raise.3ex\hbox{$\scriptstyle\sim$}}{z}}\vphantom{z}} = \mathord{\smash[b]{\underset{\raise.3ex\hbox{$\scriptstyle\sim$}}{u}}\vphantom{u}} + \mathord{\smash[b]{\underset{\raise.3ex\hbox{$\scriptstyle\sim$}}{d}}\vphantom{d}} \text{)}
-    \\
-    &amp;= (\mathord{\smash[b]{\underset{\raise.3ex\hbox{$\scriptstyle\sim$}}{u}}\vphantom{u}} + \mathord{\smash[b]{\underset{\raise.3ex\hbox{$\scriptstyle\sim$}}{d}}\vphantom{d}}) \cdot (\mathbf{A} \mathord{\smash[b]{\underset{\raise.3ex\hbox{$\scriptstyle\sim$}}{u}}\vphantom{u}} + \mathbf{A} \mathord{\smash[b]{\underset{\raise.3ex\hbox{$\scriptstyle\sim$}}{d}}\vphantom{d}})
-    &amp;&amp; \text{(}\text{Theorem~6 in Matrices}\text{)}
-    \\
-    &amp;= {\mathord{\smash[b]{\underset{\raise.3ex\hbox{$\scriptstyle\sim$}}{u}}\vphantom{u}}}^{\top} \mathbf{A} \mathord{\smash[b]{\underset{\raise.3ex\hbox{$\scriptstyle\sim$}}{u}}\vphantom{u}} + {\mathord{\smash[b]{\underset{\raise.3ex\hbox{$\scriptstyle\sim$}}{u}}\vphantom{u}}}^{\top} \mathbf{A} \mathord{\smash[b]{\underset{\raise.3ex\hbox{$\scriptstyle\sim$}}{d}}\vphantom{d}} + {\mathord{\smash[b]{\underset{\raise.3ex\hbox{$\scriptstyle\sim$}}{d}}\vphantom{d}}}^{\top} \mathbf{A} \mathord{\smash[b]{\underset{\raise.3ex\hbox{$\scriptstyle\sim$}}{u}}\vphantom{u}} + {\mathord{\smash[b]{\underset{\raise.3ex\hbox{$\scriptstyle\sim$}}{d}}\vphantom{d}}}^{\top} \mathbf{A} \mathord{\smash[b]{\underset{\raise.3ex\hbox{$\scriptstyle\sim$}}{d}}\vphantom{d}}
-    &amp;&amp; \text{(}\text{Theorem~5 in Direct Sums and Orthogonal Complements}\text{, both slots)}
-    \\
-    &amp;= {\mathord{\smash[b]{\underset{\raise.3ex\hbox{$\scriptstyle\sim$}}{u}}\vphantom{u}}}^{\top} \mathbf{A} \mathord{\smash[b]{\underset{\raise.3ex\hbox{$\scriptstyle\sim$}}{u}}\vphantom{u}} + {\mathord{\smash[b]{\underset{\raise.3ex\hbox{$\scriptstyle\sim$}}{u}}\vphantom{u}}}^{\top} \mathbf{A} \mathord{\smash[b]{\underset{\raise.3ex\hbox{$\scriptstyle\sim$}}{d}}\vphantom{d}} + {\mathord{\smash[b]{\underset{\raise.3ex\hbox{$\scriptstyle\sim$}}{u}}\vphantom{u}}}^{\top} \mathbf{A} \mathord{\smash[b]{\underset{\raise.3ex\hbox{$\scriptstyle\sim$}}{d}}\vphantom{d}} + {\mathord{\smash[b]{\underset{\raise.3ex\hbox{$\scriptstyle\sim$}}{d}}\vphantom{d}}}^{\top} \mathbf{A} \mathord{\smash[b]{\underset{\raise.3ex\hbox{$\scriptstyle\sim$}}{d}}\vphantom{d}}
-    &amp;&amp; \text{(as in the expansion, with } {\mathbf{A}}^{\top} = \mathbf{A} \text{)}
-    \\
-    &amp;= {\mathord{\smash[b]{\underset{\raise.3ex\hbox{$\scriptstyle\sim$}}{u}}\vphantom{u}}}^{\top} \mathbf{A} \mathord{\smash[b]{\underset{\raise.3ex\hbox{$\scriptstyle\sim$}}{u}}\vphantom{u}} + 2\,{\mathord{\smash[b]{\underset{\raise.3ex\hbox{$\scriptstyle\sim$}}{u}}\vphantom{u}}}^{\top} \mathbf{A} \mathord{\smash[b]{\underset{\raise.3ex\hbox{$\scriptstyle\sim$}}{d}}\vphantom{d}} + {\mathord{\smash[b]{\underset{\raise.3ex\hbox{$\scriptstyle\sim$}}{d}}\vphantom{d}}}^{\top} \mathbf{A} \mathord{\smash[b]{\underset{\raise.3ex\hbox{$\scriptstyle\sim$}}{d}}\vphantom{d}}
-    &amp;&amp; \text{(combine like terms)}
-    \\
-    &amp;= {\mathord{\smash[b]{\underset{\raise.3ex\hbox{$\scriptstyle\sim$}}{u}}\vphantom{u}}}^{\top} \mathbf{A} \mathord{\smash[b]{\underset{\raise.3ex\hbox{$\scriptstyle\sim$}}{u}}\vphantom{u}} + 2\,{\mathord{\smash[b]{\underset{\raise.3ex\hbox{$\scriptstyle\sim$}}{u}}\vphantom{u}}}^{\top} \mathbf{B} \mathord{\smash[b]{\underset{\raise.3ex\hbox{$\scriptstyle\sim$}}{w}}\vphantom{w}} + {\mathord{\smash[b]{\underset{\raise.3ex\hbox{$\scriptstyle\sim$}}{d}}\vphantom{d}}}^{\top} \mathbf{B} \mathord{\smash[b]{\underset{\raise.3ex\hbox{$\scriptstyle\sim$}}{w}}\vphantom{w}}
-    &amp;&amp; \text{(} \mathbf{A} \mathord{\smash[b]{\underset{\raise.3ex\hbox{$\scriptstyle\sim$}}{d}}\vphantom{d}} = \mathbf{B} \mathord{\smash[b]{\underset{\raise.3ex\hbox{$\scriptstyle\sim$}}{w}}\vphantom{w}} \text{, twice)}
-    \\
-    &amp;= {\mathord{\smash[b]{\underset{\raise.3ex\hbox{$\scriptstyle\sim$}}{u}}\vphantom{u}}}^{\top} \mathbf{A} \mathord{\smash[b]{\underset{\raise.3ex\hbox{$\scriptstyle\sim$}}{u}}\vphantom{u}} + 2\,{\mathord{\smash[b]{\underset{\raise.3ex\hbox{$\scriptstyle\sim$}}{u}}\vphantom{u}}}^{\top} \mathbf{B} \mathord{\smash[b]{\underset{\raise.3ex\hbox{$\scriptstyle\sim$}}{w}}\vphantom{w}} + {\mathord{\smash[b]{\underset{\raise.3ex\hbox{$\scriptstyle\sim$}}{w}}\vphantom{w}}}^{\top}\,{\mathbf{B}}^{\top} \mathbf{A}^{-1} \mathbf{B} \mathord{\smash[b]{\underset{\raise.3ex\hbox{$\scriptstyle\sim$}}{w}}\vphantom{w}},
-    &amp;&amp; \text{(} {\mathord{\smash[b]{\underset{\raise.3ex\hbox{$\scriptstyle\sim$}}{d}}\vphantom{d}}}^{\top} = {\mathord{\smash[b]{\underset{\raise.3ex\hbox{$\scriptstyle\sim$}}{w}}\vphantom{w}}}^{\top} {\mathbf{B}}^{\top} \mathbf{A}^{-1} \text{, }\text{Theorem~16 in Matrices}\text{, }\text{Corollary~1 in Special Matrices and Decompositions}\text{)}
-    \end{aligned}
-    $$</w:t>
-        </w:r>
-      </w:ins>
+      </w:r>
     </w:p>
     <w:p>
       <w:pPr>
@@ -40810,56 +39133,40 @@
       <w:pPr>
         <w:pStyle w:val="FirstParagraph"/>
       </w:pPr>
-      <w:del w:id="275" w:author="PR Preview" w:date="2026-01-01T00:00:00Z">
+      <w:r>
+        <w:t xml:space="preserve">(</w:t>
+      </w:r>
+      <w:hyperlink r:id="rId86">
         <w:r>
-          <w:delText xml:space="preserve">(</w:delText>
+          <w:rPr>
+            <w:rStyle w:val="Hyperlink"/>
+          </w:rPr>
+          <w:t xml:space="preserve">Theorem 17 in Matrices</w:t>
         </w:r>
-      </w:del>
-      <w:hyperlink r:id="rId86">
-        <w:del w:id="276" w:author="PR Preview" w:date="2026-01-01T00:00:00Z">
-          <w:r>
-            <w:rPr>
-              <w:rStyle w:val="Hyperlink"/>
-            </w:rPr>
-            <w:delText xml:space="preserve">Theorem 17 in Matrices</w:delText>
-          </w:r>
-        </w:del>
       </w:hyperlink>
-      <w:del w:id="277" w:author="PR Preview" w:date="2026-01-01T00:00:00Z">
+      <w:r>
+        <w:t xml:space="preserve">,</w:t>
+      </w:r>
+      <w:r>
+        <w:t xml:space="preserve"> </w:t>
+      </w:r>
+      <w:hyperlink r:id="rId87">
         <w:r>
-          <w:delText xml:space="preserve">,</w:delText>
+          <w:rPr>
+            <w:rStyle w:val="Hyperlink"/>
+          </w:rPr>
+          <w:t xml:space="preserve">Definition 3 in Matrices</w:t>
         </w:r>
-      </w:del>
-      <w:del w:id="278" w:author="PR Preview" w:date="2026-01-01T00:00:00Z">
-        <w:r>
-          <w:delText xml:space="preserve"> </w:delText>
-        </w:r>
-      </w:del>
-      <w:hyperlink r:id="rId87">
-        <w:del w:id="279" w:author="PR Preview" w:date="2026-01-01T00:00:00Z">
-          <w:r>
-            <w:rPr>
-              <w:rStyle w:val="Hyperlink"/>
-            </w:rPr>
-            <w:delText xml:space="preserve">Definition 3 in Matrices</w:delText>
-          </w:r>
-        </w:del>
       </w:hyperlink>
-      <w:del w:id="280" w:author="PR Preview" w:date="2026-01-01T00:00:00Z">
-        <w:r>
-          <w:delText xml:space="preserve"> </w:delText>
-        </w:r>
-      </w:del>
-      <w:del w:id="281" w:author="PR Preview" w:date="2026-01-01T00:00:00Z">
-        <w:r>
-          <w:delText xml:space="preserve">for</w:delText>
-        </w:r>
-      </w:del>
-      <w:del w:id="282" w:author="PR Preview" w:date="2026-01-01T00:00:00Z">
-        <w:r>
-          <w:delText xml:space="preserve"> </w:delText>
-        </w:r>
-      </w:del>
+      <w:r>
+        <w:t xml:space="preserve"> </w:t>
+      </w:r>
+      <w:r>
+        <w:t xml:space="preserve">for</w:t>
+      </w:r>
+      <w:r>
+        <w:t xml:space="preserve"> </w:t>
+      </w:r>
       <m:oMath>
         <m:sSup>
           <m:e>
@@ -40916,46 +39223,32 @@
           <m:t>B</m:t>
         </m:r>
       </m:oMath>
-      <w:del w:id="283" w:author="PR Preview" w:date="2026-01-01T00:00:00Z">
+      <w:r>
+        <w:t xml:space="preserve">,</w:t>
+      </w:r>
+      <w:r>
+        <w:t xml:space="preserve"> </w:t>
+      </w:r>
+      <w:hyperlink r:id="rId115">
         <w:r>
-          <w:delText xml:space="preserve">,</w:delText>
+          <w:rPr>
+            <w:rStyle w:val="Hyperlink"/>
+          </w:rPr>
+          <w:t xml:space="preserve">Corollary 1 in Special Matrices and Decompositions</w:t>
         </w:r>
-      </w:del>
-      <w:del w:id="284" w:author="PR Preview" w:date="2026-01-01T00:00:00Z">
-        <w:r>
-          <w:delText xml:space="preserve"> </w:delText>
-        </w:r>
-      </w:del>
-      <w:hyperlink r:id="rId115">
-        <w:del w:id="285" w:author="PR Preview" w:date="2026-01-01T00:00:00Z">
-          <w:r>
-            <w:rPr>
-              <w:rStyle w:val="Hyperlink"/>
-            </w:rPr>
-            <w:delText xml:space="preserve">Corollary 1 in Special Matrices and Decompositions</w:delText>
-          </w:r>
-        </w:del>
       </w:hyperlink>
-      <w:del w:id="286" w:author="PR Preview" w:date="2026-01-01T00:00:00Z">
-        <w:r>
-          <w:delText xml:space="preserve">),</w:delText>
-        </w:r>
-      </w:del>
-      <w:del w:id="287" w:author="PR Preview" w:date="2026-01-01T00:00:00Z">
-        <w:r>
-          <w:delText xml:space="preserve"> </w:delText>
-        </w:r>
-      </w:del>
-      <w:del w:id="288" w:author="PR Preview" w:date="2026-01-01T00:00:00Z">
-        <w:r>
-          <w:delText xml:space="preserve">and</w:delText>
-        </w:r>
-      </w:del>
-      <w:del w:id="289" w:author="PR Preview" w:date="2026-01-01T00:00:00Z">
-        <w:r>
-          <w:delText xml:space="preserve"> </w:delText>
-        </w:r>
-      </w:del>
+      <w:r>
+        <w:t xml:space="preserve">),</w:t>
+      </w:r>
+      <w:r>
+        <w:t xml:space="preserve"> </w:t>
+      </w:r>
+      <w:r>
+        <w:t xml:space="preserve">and</w:t>
+      </w:r>
+      <w:r>
+        <w:t xml:space="preserve"> </w:t>
+      </w:r>
       <m:oMath>
         <m:r>
           <m:rPr>
@@ -40964,31 +39257,21 @@
           <m:t>C</m:t>
         </m:r>
       </m:oMath>
-      <w:del w:id="290" w:author="PR Preview" w:date="2026-01-01T00:00:00Z">
-        <w:r>
-          <w:delText xml:space="preserve"> </w:delText>
-        </w:r>
-      </w:del>
-      <w:del w:id="291" w:author="PR Preview" w:date="2026-01-01T00:00:00Z">
-        <w:r>
-          <w:delText xml:space="preserve">is symmetric,</w:delText>
-        </w:r>
-      </w:del>
-      <w:del w:id="292" w:author="PR Preview" w:date="2026-01-01T00:00:00Z">
-        <w:r>
-          <w:delText xml:space="preserve"> </w:delText>
-        </w:r>
-      </w:del>
-      <w:del w:id="293" w:author="PR Preview" w:date="2026-01-01T00:00:00Z">
-        <w:r>
-          <w:delText xml:space="preserve">so</w:delText>
-        </w:r>
-      </w:del>
-      <w:del w:id="294" w:author="PR Preview" w:date="2026-01-01T00:00:00Z">
-        <w:r>
-          <w:delText xml:space="preserve"> </w:delText>
-        </w:r>
-      </w:del>
+      <w:r>
+        <w:t xml:space="preserve"> </w:t>
+      </w:r>
+      <w:r>
+        <w:t xml:space="preserve">is symmetric,</w:t>
+      </w:r>
+      <w:r>
+        <w:t xml:space="preserve"> </w:t>
+      </w:r>
+      <w:r>
+        <w:t xml:space="preserve">so</w:t>
+      </w:r>
+      <w:r>
+        <w:t xml:space="preserve"> </w:t>
+      </w:r>
       <m:oMath>
         <m:r>
           <m:rPr>
@@ -41060,561 +39343,100 @@
           <m:t>B</m:t>
         </m:r>
       </m:oMath>
-      <w:del w:id="295" w:author="PR Preview" w:date="2026-01-01T00:00:00Z">
+      <w:r>
+        <w:t xml:space="preserve"> </w:t>
+      </w:r>
+      <w:r>
+        <w:t xml:space="preserve">is symmetric</w:t>
+      </w:r>
+      <w:r>
+        <w:t xml:space="preserve"> </w:t>
+      </w:r>
+      <w:r>
+        <w:t xml:space="preserve">(the transpose of a difference is the difference of the transposes, entry by entry,</w:t>
+      </w:r>
+      <w:r>
+        <w:t xml:space="preserve"> </w:t>
+      </w:r>
+      <w:hyperlink r:id="rId87">
         <w:r>
-          <w:delText xml:space="preserve"> </w:delText>
+          <w:rPr>
+            <w:rStyle w:val="Hyperlink"/>
+          </w:rPr>
+          <w:t xml:space="preserve">Definition 3 in Matrices</w:t>
         </w:r>
-      </w:del>
-      <w:del w:id="296" w:author="PR Preview" w:date="2026-01-01T00:00:00Z">
+      </w:hyperlink>
+      <w:r>
+        <w:t xml:space="preserve">).</w:t>
+      </w:r>
+      <w:r>
+        <w:t xml:space="preserve"> </w:t>
+      </w:r>
+      <w:r>
+        <w:t xml:space="preserve">For</w:t>
+      </w:r>
+      <w:r>
+        <w:t xml:space="preserve"> </w:t>
+      </w:r>
+      <w:r>
+        <w:t xml:space="preserve">$\mathord{\smash[b]{\underset{\raise.3ex\hbox{$\scriptstyle\sim$}}{w}}\vphantom{w}} \ne \mathord{\smash[b]{\underset{\raise.3ex\hbox{$\scriptstyle\sim$}}{0}}\vphantom{0}}$</w:t>
+      </w:r>
+      <w:r>
+        <w:t xml:space="preserve">, take</w:t>
+      </w:r>
+      <w:r>
+        <w:t xml:space="preserve"> </w:t>
+      </w:r>
+      <w:r>
+        <w:t xml:space="preserve">$\mathord{\smash[b]{\underset{\raise.3ex\hbox{$\scriptstyle\sim$}}{u}}\vphantom{u}} = -\mathbf{A}^{-1} \mathbf{B} \mathord{\smash[b]{\underset{\raise.3ex\hbox{$\scriptstyle\sim$}}{w}}\vphantom{w}}$</w:t>
+      </w:r>
+      <w:r>
+        <w:t xml:space="preserve">, so</w:t>
+      </w:r>
+      <w:r>
+        <w:t xml:space="preserve"> </w:t>
+      </w:r>
+      <w:r>
+        <w:t xml:space="preserve">$\mathord{\smash[b]{\underset{\raise.3ex\hbox{$\scriptstyle\sim$}}{z}}\vphantom{z}} = \mathord{\smash[b]{\underset{\raise.3ex\hbox{$\scriptstyle\sim$}}{0}}\vphantom{0}}$</w:t>
+      </w:r>
+      <w:r>
+        <w:t xml:space="preserve"> </w:t>
+      </w:r>
+      <w:r>
+        <w:t xml:space="preserve">and</w:t>
+      </w:r>
+      <w:r>
+        <w:t xml:space="preserve"> </w:t>
+      </w:r>
+      <w:r>
+        <w:t xml:space="preserve">$\mathord{\smash[b]{\underset{\raise.3ex\hbox{$\scriptstyle\sim$}}{v}}\vphantom{v}} = (\mathord{\smash[b]{\underset{\raise.3ex\hbox{$\scriptstyle\sim$}}{u}}\vphantom{u}}, \mathord{\smash[b]{\underset{\raise.3ex\hbox{$\scriptstyle\sim$}}{w}}\vphantom{w}}) \ne \mathord{\smash[b]{\underset{\raise.3ex\hbox{$\scriptstyle\sim$}}{0}}\vphantom{0}}$</w:t>
+      </w:r>
+      <w:r>
+        <w:t xml:space="preserve">; then</w:t>
+      </w:r>
+      <w:r>
+        <w:t xml:space="preserve"> </w:t>
+      </w:r>
+      <w:r>
+        <w:t xml:space="preserve">${\mathord{\smash[b]{\underset{\raise.3ex\hbox{$\scriptstyle\sim$}}{w}}\vphantom{w}}}^{\top} \mathbf{S} \mathord{\smash[b]{\underset{\raise.3ex\hbox{$\scriptstyle\sim$}}{w}}\vphantom{w}} = {\mathord{\smash[b]{\underset{\raise.3ex\hbox{$\scriptstyle\sim$}}{v}}\vphantom{v}}}^{\top} \mathbf{X} \mathord{\smash[b]{\underset{\raise.3ex\hbox{$\scriptstyle\sim$}}{v}}\vphantom{v}} &gt; 0$</w:t>
+      </w:r>
+      <w:r>
+        <w:t xml:space="preserve"> </w:t>
+      </w:r>
+      <w:r>
+        <w:t xml:space="preserve">(</w:t>
+      </w:r>
+      <w:hyperlink w:anchor="thm-block-quadratic">
         <w:r>
-          <w:delText xml:space="preserve">is symmetric</w:delText>
+          <w:rPr>
+            <w:rStyle w:val="Hyperlink"/>
+          </w:rPr>
+          <w:t xml:space="preserve">Theorem 15</w:t>
         </w:r>
-      </w:del>
-      <w:del w:id="297" w:author="PR Preview" w:date="2026-01-01T00:00:00Z">
-        <w:r>
-          <w:delText xml:space="preserve"> </w:delText>
-        </w:r>
-      </w:del>
-      <w:del w:id="298" w:author="PR Preview" w:date="2026-01-01T00:00:00Z">
-        <w:r>
-          <w:delText xml:space="preserve">(the transpose of a difference is the difference of the transposes, entry by entry,</w:delText>
-        </w:r>
-      </w:del>
-      <w:del w:id="299" w:author="PR Preview" w:date="2026-01-01T00:00:00Z">
-        <w:r>
-          <w:delText xml:space="preserve"> </w:delText>
-        </w:r>
-      </w:del>
-      <w:hyperlink r:id="rId87">
-        <w:del w:id="300" w:author="PR Preview" w:date="2026-01-01T00:00:00Z">
-          <w:r>
-            <w:rPr>
-              <w:rStyle w:val="Hyperlink"/>
-            </w:rPr>
-            <w:delText xml:space="preserve">Definition 3 in Matrices</w:delText>
-          </w:r>
-        </w:del>
       </w:hyperlink>
-      <w:del w:id="301" w:author="PR Preview" w:date="2026-01-01T00:00:00Z">
-        <w:r>
-          <w:delText xml:space="preserve">).</w:delText>
-        </w:r>
-      </w:del>
-      <w:del w:id="302" w:author="PR Preview" w:date="2026-01-01T00:00:00Z">
-        <w:r>
-          <w:delText xml:space="preserve"> </w:delText>
-        </w:r>
-      </w:del>
-      <w:del w:id="303" w:author="PR Preview" w:date="2026-01-01T00:00:00Z">
-        <w:r>
-          <w:delText xml:space="preserve">For</w:delText>
-        </w:r>
-      </w:del>
-      <w:del w:id="304" w:author="PR Preview" w:date="2026-01-01T00:00:00Z">
-        <w:r>
-          <w:delText xml:space="preserve"> </w:delText>
-        </w:r>
-      </w:del>
-      <w:del w:id="305" w:author="PR Preview" w:date="2026-01-01T00:00:00Z">
-        <w:r>
-          <w:delText xml:space="preserve">$\mathord{\smash[b]{\underset{\raise.3ex\hbox{$\scriptstyle\sim$}}{w}}\vphantom{w}} \ne \mathord{\smash[b]{\underset{\raise.3ex\hbox{$\scriptstyle\sim$}}{0}}\vphantom{0}}$</w:delText>
-        </w:r>
-      </w:del>
-      <w:del w:id="306" w:author="PR Preview" w:date="2026-01-01T00:00:00Z">
-        <w:r>
-          <w:delText xml:space="preserve">, take</w:delText>
-        </w:r>
-      </w:del>
-      <w:del w:id="307" w:author="PR Preview" w:date="2026-01-01T00:00:00Z">
-        <w:r>
-          <w:delText xml:space="preserve"> </w:delText>
-        </w:r>
-      </w:del>
-      <w:del w:id="308" w:author="PR Preview" w:date="2026-01-01T00:00:00Z">
-        <w:r>
-          <w:delText xml:space="preserve">$\mathord{\smash[b]{\underset{\raise.3ex\hbox{$\scriptstyle\sim$}}{u}}\vphantom{u}} = -\mathbf{A}^{-1} \mathbf{B} \mathord{\smash[b]{\underset{\raise.3ex\hbox{$\scriptstyle\sim$}}{w}}\vphantom{w}}$</w:delText>
-        </w:r>
-      </w:del>
-      <w:del w:id="309" w:author="PR Preview" w:date="2026-01-01T00:00:00Z">
-        <w:r>
-          <w:delText xml:space="preserve">, so</w:delText>
-        </w:r>
-      </w:del>
-      <w:del w:id="310" w:author="PR Preview" w:date="2026-01-01T00:00:00Z">
-        <w:r>
-          <w:delText xml:space="preserve"> </w:delText>
-        </w:r>
-      </w:del>
-      <w:del w:id="311" w:author="PR Preview" w:date="2026-01-01T00:00:00Z">
-        <w:r>
-          <w:delText xml:space="preserve">$\mathord{\smash[b]{\underset{\raise.3ex\hbox{$\scriptstyle\sim$}}{z}}\vphantom{z}} = \mathord{\smash[b]{\underset{\raise.3ex\hbox{$\scriptstyle\sim$}}{0}}\vphantom{0}}$</w:delText>
-        </w:r>
-      </w:del>
-      <w:del w:id="312" w:author="PR Preview" w:date="2026-01-01T00:00:00Z">
-        <w:r>
-          <w:delText xml:space="preserve"> </w:delText>
-        </w:r>
-      </w:del>
-      <w:del w:id="313" w:author="PR Preview" w:date="2026-01-01T00:00:00Z">
-        <w:r>
-          <w:delText xml:space="preserve">and</w:delText>
-        </w:r>
-      </w:del>
-      <w:del w:id="314" w:author="PR Preview" w:date="2026-01-01T00:00:00Z">
-        <w:r>
-          <w:delText xml:space="preserve"> </w:delText>
-        </w:r>
-      </w:del>
-      <w:del w:id="315" w:author="PR Preview" w:date="2026-01-01T00:00:00Z">
-        <w:r>
-          <w:delText xml:space="preserve">$\mathord{\smash[b]{\underset{\raise.3ex\hbox{$\scriptstyle\sim$}}{v}}\vphantom{v}} = (\mathord{\smash[b]{\underset{\raise.3ex\hbox{$\scriptstyle\sim$}}{u}}\vphantom{u}}, \mathord{\smash[b]{\underset{\raise.3ex\hbox{$\scriptstyle\sim$}}{w}}\vphantom{w}}) \ne \mathord{\smash[b]{\underset{\raise.3ex\hbox{$\scriptstyle\sim$}}{0}}\vphantom{0}}$</w:delText>
-        </w:r>
-      </w:del>
-      <w:del w:id="316" w:author="PR Preview" w:date="2026-01-01T00:00:00Z">
-        <w:r>
-          <w:delText xml:space="preserve">; then</w:delText>
-        </w:r>
-      </w:del>
-      <w:del w:id="317" w:author="PR Preview" w:date="2026-01-01T00:00:00Z">
-        <w:r>
-          <w:delText xml:space="preserve"> </w:delText>
-        </w:r>
-      </w:del>
-      <w:del w:id="318" w:author="PR Preview" w:date="2026-01-01T00:00:00Z">
-        <w:r>
-          <w:delText xml:space="preserve">${\mathord{\smash[b]{\underset{\raise.3ex\hbox{$\scriptstyle\sim$}}{w}}\vphantom{w}}}^{\top} \mathbf{S} \mathord{\smash[b]{\underset{\raise.3ex\hbox{$\scriptstyle\sim$}}{w}}\vphantom{w}} = {\mathord{\smash[b]{\underset{\raise.3ex\hbox{$\scriptstyle\sim$}}{v}}\vphantom{v}}}^{\top} \mathbf{X} \mathord{\smash[b]{\underset{\raise.3ex\hbox{$\scriptstyle\sim$}}{v}}\vphantom{v}} &gt; 0$</w:delText>
-        </w:r>
-      </w:del>
-      <w:del w:id="319" w:author="PR Preview" w:date="2026-01-01T00:00:00Z">
-        <w:r>
-          <w:delText xml:space="preserve"> </w:delText>
-        </w:r>
-      </w:del>
-      <w:del w:id="320" w:author="PR Preview" w:date="2026-01-01T00:00:00Z">
-        <w:r>
-          <w:delText xml:space="preserve">(</w:delText>
-        </w:r>
-      </w:del>
-      <w:hyperlink w:anchor="thm-block-quadratic">
-        <w:del w:id="321" w:author="PR Preview" w:date="2026-01-01T00:00:00Z">
-          <w:r>
-            <w:rPr>
-              <w:rStyle w:val="Hyperlink"/>
-            </w:rPr>
-            <w:delText xml:space="preserve">Theorem 15</w:delText>
-          </w:r>
-        </w:del>
-      </w:hyperlink>
-      <w:del w:id="322" w:author="PR Preview" w:date="2026-01-01T00:00:00Z">
-        <w:r>
-          <w:delText xml:space="preserve">).</w:delText>
-        </w:r>
-      </w:del>
-    </w:p>
-    <w:p>
-      <w:pPr>
-        <w:pStyle w:val="FirstParagraph"/>
-      </w:pPr>
-      <w:ins w:id="323" w:author="PR Preview" w:date="2026-01-01T00:00:00Z">
-        <w:r>
-          <w:t xml:space="preserve">(</w:t>
-        </w:r>
-      </w:ins>
-      <w:hyperlink r:id="rId86">
-        <w:ins w:id="324" w:author="PR Preview" w:date="2026-01-01T00:00:00Z">
-          <w:r>
-            <w:rPr>
-              <w:rStyle w:val="Hyperlink"/>
-            </w:rPr>
-            <w:t xml:space="preserve">Theorem 16 in Matrices</w:t>
-          </w:r>
-        </w:ins>
-      </w:hyperlink>
-      <w:ins w:id="325" w:author="PR Preview" w:date="2026-01-01T00:00:00Z">
-        <w:r>
-          <w:t xml:space="preserve">,</w:t>
-        </w:r>
-      </w:ins>
-      <w:ins w:id="326" w:author="PR Preview" w:date="2026-01-01T00:00:00Z">
-        <w:r>
-          <w:t xml:space="preserve"> </w:t>
-        </w:r>
-      </w:ins>
-      <w:hyperlink r:id="rId87">
-        <w:ins w:id="327" w:author="PR Preview" w:date="2026-01-01T00:00:00Z">
-          <w:r>
-            <w:rPr>
-              <w:rStyle w:val="Hyperlink"/>
-            </w:rPr>
-            <w:t xml:space="preserve">Definition 3 in Matrices</w:t>
-          </w:r>
-        </w:ins>
-      </w:hyperlink>
-      <w:ins w:id="328" w:author="PR Preview" w:date="2026-01-01T00:00:00Z">
-        <w:r>
-          <w:t xml:space="preserve"> </w:t>
-        </w:r>
-      </w:ins>
-      <w:ins w:id="329" w:author="PR Preview" w:date="2026-01-01T00:00:00Z">
-        <w:r>
-          <w:t xml:space="preserve">for</w:t>
-        </w:r>
-      </w:ins>
-      <w:ins w:id="330" w:author="PR Preview" w:date="2026-01-01T00:00:00Z">
-        <w:r>
-          <w:t xml:space="preserve"> </w:t>
-        </w:r>
-      </w:ins>
-      <m:oMath>
-        <m:sSup>
-          <m:e>
-            <m:r>
-              <m:rPr>
-                <m:sty m:val="p"/>
-              </m:rPr>
-              <m:t>(</m:t>
-            </m:r>
-            <m:sSup>
-              <m:e>
-                <m:r>
-                  <m:rPr>
-                    <m:sty m:val="bi"/>
-                  </m:rPr>
-                  <m:t>B</m:t>
-                </m:r>
-              </m:e>
-              <m:sup>
-                <m:r>
-                  <m:rPr>
-                    <m:sty m:val="p"/>
-                  </m:rPr>
-                  <m:t>⊤</m:t>
-                </m:r>
-              </m:sup>
-            </m:sSup>
-            <m:r>
-              <m:rPr>
-                <m:sty m:val="p"/>
-              </m:rPr>
-              <m:t>)</m:t>
-            </m:r>
-          </m:e>
-          <m:sup>
-            <m:r>
-              <m:rPr>
-                <m:sty m:val="p"/>
-              </m:rPr>
-              <m:t>⊤</m:t>
-            </m:r>
-          </m:sup>
-        </m:sSup>
-        <m:r>
-          <m:rPr>
-            <m:sty m:val="p"/>
-          </m:rPr>
-          <m:t>=</m:t>
-        </m:r>
-        <m:r>
-          <m:rPr>
-            <m:sty m:val="bi"/>
-          </m:rPr>
-          <m:t>B</m:t>
-        </m:r>
-      </m:oMath>
-      <w:ins w:id="331" w:author="PR Preview" w:date="2026-01-01T00:00:00Z">
-        <w:r>
-          <w:t xml:space="preserve">,</w:t>
-        </w:r>
-      </w:ins>
-      <w:ins w:id="332" w:author="PR Preview" w:date="2026-01-01T00:00:00Z">
-        <w:r>
-          <w:t xml:space="preserve"> </w:t>
-        </w:r>
-      </w:ins>
-      <w:hyperlink r:id="rId115">
-        <w:ins w:id="333" w:author="PR Preview" w:date="2026-01-01T00:00:00Z">
-          <w:r>
-            <w:rPr>
-              <w:rStyle w:val="Hyperlink"/>
-            </w:rPr>
-            <w:t xml:space="preserve">Corollary 1 in Special Matrices and Decompositions</w:t>
-          </w:r>
-        </w:ins>
-      </w:hyperlink>
-      <w:ins w:id="334" w:author="PR Preview" w:date="2026-01-01T00:00:00Z">
-        <w:r>
-          <w:t xml:space="preserve">),</w:t>
-        </w:r>
-      </w:ins>
-      <w:ins w:id="335" w:author="PR Preview" w:date="2026-01-01T00:00:00Z">
-        <w:r>
-          <w:t xml:space="preserve"> </w:t>
-        </w:r>
-      </w:ins>
-      <w:ins w:id="336" w:author="PR Preview" w:date="2026-01-01T00:00:00Z">
-        <w:r>
-          <w:t xml:space="preserve">and</w:t>
-        </w:r>
-      </w:ins>
-      <w:ins w:id="337" w:author="PR Preview" w:date="2026-01-01T00:00:00Z">
-        <w:r>
-          <w:t xml:space="preserve"> </w:t>
-        </w:r>
-      </w:ins>
-      <m:oMath>
-        <m:r>
-          <m:rPr>
-            <m:sty m:val="bi"/>
-          </m:rPr>
-          <m:t>C</m:t>
-        </m:r>
-      </m:oMath>
-      <w:ins w:id="338" w:author="PR Preview" w:date="2026-01-01T00:00:00Z">
-        <w:r>
-          <w:t xml:space="preserve"> </w:t>
-        </w:r>
-      </w:ins>
-      <w:ins w:id="339" w:author="PR Preview" w:date="2026-01-01T00:00:00Z">
-        <w:r>
-          <w:t xml:space="preserve">is symmetric,</w:t>
-        </w:r>
-      </w:ins>
-      <w:ins w:id="340" w:author="PR Preview" w:date="2026-01-01T00:00:00Z">
-        <w:r>
-          <w:t xml:space="preserve"> </w:t>
-        </w:r>
-      </w:ins>
-      <w:ins w:id="341" w:author="PR Preview" w:date="2026-01-01T00:00:00Z">
-        <w:r>
-          <w:t xml:space="preserve">so</w:t>
-        </w:r>
-      </w:ins>
-      <w:ins w:id="342" w:author="PR Preview" w:date="2026-01-01T00:00:00Z">
-        <w:r>
-          <w:t xml:space="preserve"> </w:t>
-        </w:r>
-      </w:ins>
-      <m:oMath>
-        <m:r>
-          <m:rPr>
-            <m:sty m:val="bi"/>
-          </m:rPr>
-          <m:t>S</m:t>
-        </m:r>
-        <m:r>
-          <m:rPr>
-            <m:sty m:val="p"/>
-          </m:rPr>
-          <m:t>=</m:t>
-        </m:r>
-        <m:r>
-          <m:rPr>
-            <m:sty m:val="bi"/>
-          </m:rPr>
-          <m:t>C</m:t>
-        </m:r>
-        <m:r>
-          <m:rPr>
-            <m:sty m:val="p"/>
-          </m:rPr>
-          <m:t>−</m:t>
-        </m:r>
-        <m:sSup>
-          <m:e>
-            <m:r>
-              <m:rPr>
-                <m:sty m:val="bi"/>
-              </m:rPr>
-              <m:t>B</m:t>
-            </m:r>
-          </m:e>
-          <m:sup>
-            <m:r>
-              <m:rPr>
-                <m:sty m:val="p"/>
-              </m:rPr>
-              <m:t>⊤</m:t>
-            </m:r>
-          </m:sup>
-        </m:sSup>
-        <m:sSup>
-          <m:e>
-            <m:r>
-              <m:rPr>
-                <m:sty m:val="bi"/>
-              </m:rPr>
-              <m:t>A</m:t>
-            </m:r>
-          </m:e>
-          <m:sup>
-            <m:r>
-              <m:rPr>
-                <m:sty m:val="p"/>
-              </m:rPr>
-              <m:t>−</m:t>
-            </m:r>
-            <m:r>
-              <m:t>1</m:t>
-            </m:r>
-          </m:sup>
-        </m:sSup>
-        <m:r>
-          <m:rPr>
-            <m:sty m:val="bi"/>
-          </m:rPr>
-          <m:t>B</m:t>
-        </m:r>
-      </m:oMath>
-      <w:ins w:id="343" w:author="PR Preview" w:date="2026-01-01T00:00:00Z">
-        <w:r>
-          <w:t xml:space="preserve"> </w:t>
-        </w:r>
-      </w:ins>
-      <w:ins w:id="344" w:author="PR Preview" w:date="2026-01-01T00:00:00Z">
-        <w:r>
-          <w:t xml:space="preserve">is symmetric</w:t>
-        </w:r>
-      </w:ins>
-      <w:ins w:id="345" w:author="PR Preview" w:date="2026-01-01T00:00:00Z">
-        <w:r>
-          <w:t xml:space="preserve"> </w:t>
-        </w:r>
-      </w:ins>
-      <w:ins w:id="346" w:author="PR Preview" w:date="2026-01-01T00:00:00Z">
-        <w:r>
-          <w:t xml:space="preserve">(the transpose of a difference is the difference of the transposes, entry by entry,</w:t>
-        </w:r>
-      </w:ins>
-      <w:ins w:id="347" w:author="PR Preview" w:date="2026-01-01T00:00:00Z">
-        <w:r>
-          <w:t xml:space="preserve"> </w:t>
-        </w:r>
-      </w:ins>
-      <w:hyperlink r:id="rId87">
-        <w:ins w:id="348" w:author="PR Preview" w:date="2026-01-01T00:00:00Z">
-          <w:r>
-            <w:rPr>
-              <w:rStyle w:val="Hyperlink"/>
-            </w:rPr>
-            <w:t xml:space="preserve">Definition 3 in Matrices</w:t>
-          </w:r>
-        </w:ins>
-      </w:hyperlink>
-      <w:ins w:id="349" w:author="PR Preview" w:date="2026-01-01T00:00:00Z">
-        <w:r>
-          <w:t xml:space="preserve">).</w:t>
-        </w:r>
-      </w:ins>
-      <w:ins w:id="350" w:author="PR Preview" w:date="2026-01-01T00:00:00Z">
-        <w:r>
-          <w:t xml:space="preserve"> </w:t>
-        </w:r>
-      </w:ins>
-      <w:ins w:id="351" w:author="PR Preview" w:date="2026-01-01T00:00:00Z">
-        <w:r>
-          <w:t xml:space="preserve">For</w:t>
-        </w:r>
-      </w:ins>
-      <w:ins w:id="352" w:author="PR Preview" w:date="2026-01-01T00:00:00Z">
-        <w:r>
-          <w:t xml:space="preserve"> </w:t>
-        </w:r>
-      </w:ins>
-      <w:ins w:id="353" w:author="PR Preview" w:date="2026-01-01T00:00:00Z">
-        <w:r>
-          <w:t xml:space="preserve">$\mathord{\smash[b]{\underset{\raise.3ex\hbox{$\scriptstyle\sim$}}{w}}\vphantom{w}} \ne \mathord{\smash[b]{\underset{\raise.3ex\hbox{$\scriptstyle\sim$}}{0}}\vphantom{0}}$</w:t>
-        </w:r>
-      </w:ins>
-      <w:ins w:id="354" w:author="PR Preview" w:date="2026-01-01T00:00:00Z">
-        <w:r>
-          <w:t xml:space="preserve">, take</w:t>
-        </w:r>
-      </w:ins>
-      <w:ins w:id="355" w:author="PR Preview" w:date="2026-01-01T00:00:00Z">
-        <w:r>
-          <w:t xml:space="preserve"> </w:t>
-        </w:r>
-      </w:ins>
-      <w:ins w:id="356" w:author="PR Preview" w:date="2026-01-01T00:00:00Z">
-        <w:r>
-          <w:t xml:space="preserve">$\mathord{\smash[b]{\underset{\raise.3ex\hbox{$\scriptstyle\sim$}}{u}}\vphantom{u}} = -\mathbf{A}^{-1} \mathbf{B} \mathord{\smash[b]{\underset{\raise.3ex\hbox{$\scriptstyle\sim$}}{w}}\vphantom{w}}$</w:t>
-        </w:r>
-      </w:ins>
-      <w:ins w:id="357" w:author="PR Preview" w:date="2026-01-01T00:00:00Z">
-        <w:r>
-          <w:t xml:space="preserve">, so</w:t>
-        </w:r>
-      </w:ins>
-      <w:ins w:id="358" w:author="PR Preview" w:date="2026-01-01T00:00:00Z">
-        <w:r>
-          <w:t xml:space="preserve"> </w:t>
-        </w:r>
-      </w:ins>
-      <w:ins w:id="359" w:author="PR Preview" w:date="2026-01-01T00:00:00Z">
-        <w:r>
-          <w:t xml:space="preserve">$\mathord{\smash[b]{\underset{\raise.3ex\hbox{$\scriptstyle\sim$}}{z}}\vphantom{z}} = \mathord{\smash[b]{\underset{\raise.3ex\hbox{$\scriptstyle\sim$}}{0}}\vphantom{0}}$</w:t>
-        </w:r>
-      </w:ins>
-      <w:ins w:id="360" w:author="PR Preview" w:date="2026-01-01T00:00:00Z">
-        <w:r>
-          <w:t xml:space="preserve"> </w:t>
-        </w:r>
-      </w:ins>
-      <w:ins w:id="361" w:author="PR Preview" w:date="2026-01-01T00:00:00Z">
-        <w:r>
-          <w:t xml:space="preserve">and</w:t>
-        </w:r>
-      </w:ins>
-      <w:ins w:id="362" w:author="PR Preview" w:date="2026-01-01T00:00:00Z">
-        <w:r>
-          <w:t xml:space="preserve"> </w:t>
-        </w:r>
-      </w:ins>
-      <w:ins w:id="363" w:author="PR Preview" w:date="2026-01-01T00:00:00Z">
-        <w:r>
-          <w:t xml:space="preserve">$\mathord{\smash[b]{\underset{\raise.3ex\hbox{$\scriptstyle\sim$}}{v}}\vphantom{v}} = (\mathord{\smash[b]{\underset{\raise.3ex\hbox{$\scriptstyle\sim$}}{u}}\vphantom{u}}, \mathord{\smash[b]{\underset{\raise.3ex\hbox{$\scriptstyle\sim$}}{w}}\vphantom{w}}) \ne \mathord{\smash[b]{\underset{\raise.3ex\hbox{$\scriptstyle\sim$}}{0}}\vphantom{0}}$</w:t>
-        </w:r>
-      </w:ins>
-      <w:ins w:id="364" w:author="PR Preview" w:date="2026-01-01T00:00:00Z">
-        <w:r>
-          <w:t xml:space="preserve">; then</w:t>
-        </w:r>
-      </w:ins>
-      <w:ins w:id="365" w:author="PR Preview" w:date="2026-01-01T00:00:00Z">
-        <w:r>
-          <w:t xml:space="preserve"> </w:t>
-        </w:r>
-      </w:ins>
-      <w:ins w:id="366" w:author="PR Preview" w:date="2026-01-01T00:00:00Z">
-        <w:r>
-          <w:t xml:space="preserve">${\mathord{\smash[b]{\underset{\raise.3ex\hbox{$\scriptstyle\sim$}}{w}}\vphantom{w}}}^{\top} \mathbf{S} \mathord{\smash[b]{\underset{\raise.3ex\hbox{$\scriptstyle\sim$}}{w}}\vphantom{w}} = {\mathord{\smash[b]{\underset{\raise.3ex\hbox{$\scriptstyle\sim$}}{v}}\vphantom{v}}}^{\top} \mathbf{X} \mathord{\smash[b]{\underset{\raise.3ex\hbox{$\scriptstyle\sim$}}{v}}\vphantom{v}} &gt; 0$</w:t>
-        </w:r>
-      </w:ins>
-      <w:ins w:id="367" w:author="PR Preview" w:date="2026-01-01T00:00:00Z">
-        <w:r>
-          <w:t xml:space="preserve"> </w:t>
-        </w:r>
-      </w:ins>
-      <w:ins w:id="368" w:author="PR Preview" w:date="2026-01-01T00:00:00Z">
-        <w:r>
-          <w:t xml:space="preserve">(</w:t>
-        </w:r>
-      </w:ins>
-      <w:hyperlink w:anchor="thm-block-quadratic">
-        <w:ins w:id="369" w:author="PR Preview" w:date="2026-01-01T00:00:00Z">
-          <w:r>
-            <w:rPr>
-              <w:rStyle w:val="Hyperlink"/>
-            </w:rPr>
-            <w:t xml:space="preserve">Theorem 15</w:t>
-          </w:r>
-        </w:ins>
-      </w:hyperlink>
-      <w:ins w:id="370" w:author="PR Preview" w:date="2026-01-01T00:00:00Z">
-        <w:r>
-          <w:t xml:space="preserve">).</w:t>
-        </w:r>
-      </w:ins>
+      <w:r>
+        <w:t xml:space="preserve">).</w:t>
+      </w:r>
     </w:p>
     <w:bookmarkStart w:id="121" w:name="exm-schur-test"/>
     <w:p>
